--- a/交付成果/第三轮修订版/第三轮4周版/读书会22_四预流支_4周资料包（第三版修订）/Word版/第3周_如理作意（一·二）_学员版.docx
+++ b/交付成果/第三轮修订版/第三轮4周版/读书会22_四预流支_4周资料包（第三版修订）/Word版/第3周_如理作意（一·二）_学员版.docx
@@ -812,7 +812,7 @@
         <w:rPr>
           <w:b w:val="0"/>
         </w:rPr>
-        <w:t>[00:00:50.970] 四与流之。啊，昨天我们把听闻正法的部分啊突出了学习了啊啊今天呢，</w:t>
+        <w:t>[00:00:50.970] 四预流支。啊，昨天我们把听闻正法的部分啊突出了学习了啊啊今天呢，</w:t>
       </w:r>
     </w:p>
     <w:p>
@@ -932,22 +932,22 @@
         <w:rPr>
           <w:b w:val="0"/>
         </w:rPr>
-        <w:t>[00:05:52.600] 还有一种作用呢。我们称为叫书形作椅。塑形作用就是你的塑形心要升起来之前。那个。一门转向性或者确定性。它是。如理作意还是不如理作意？啊，我们说如理作意和不如理作意，是在你这个塑形心之前。啊的那个一门转向型或者。啊五门心路就叫确定性。一门心路就叫一门转向性。是由这两个为作心呢来决定，来确认它是如理作意还是不如理作意。</w:t>
-      </w:r>
-    </w:p>
-    <w:p>
-      <w:pPr>
-        <w:ind w:left="170"/>
-        <w:pBdr>
-          <w:left w:val="single" w:sz="18" w:space="4" w:color="1E4620"/>
-        </w:pBdr>
-        <w:shd w:val="clear" w:fill="F2F5FA"/>
-      </w:pPr>
-      <w:r>
-        <w:rPr>
-          <w:b w:val="0"/>
-        </w:rPr>
-        <w:t>[00:06:38.080] 啊，这个叫塑形座椅哦。那还有一个作用呢叫。新路座椅。心路作用就是我要不要争取这样的心路。类似于这样。好。你现在坐在这儿。啊。这个想不想看一下外面的风景？啊。那。如果你看出去，你就会有眼门心路生起来。你若不看出去。他就没有眼门心路升起来啊。</w:t>
+        <w:t>[00:05:52.600] 还有一种作用呢。我们称为叫速行作用。速行作用就是你的速行心要升起来之前。那个。一门转向性或者确定性。它是。如理作意还是不如理作意？啊，我们说如理作意和不如理作意，是在你这个速行心之前。啊的那个一门转向型或者。啊五门心路就叫确定性。一门心路就叫一门转向性。是由这两个为作心呢来决定，来确认它是如理作意还是不如理作意。</w:t>
+      </w:r>
+    </w:p>
+    <w:p>
+      <w:pPr>
+        <w:ind w:left="170"/>
+        <w:pBdr>
+          <w:left w:val="single" w:sz="18" w:space="4" w:color="1E4620"/>
+        </w:pBdr>
+        <w:shd w:val="clear" w:fill="F2F5FA"/>
+      </w:pPr>
+      <w:r>
+        <w:rPr>
+          <w:b w:val="0"/>
+        </w:rPr>
+        <w:t>[00:06:38.080] 啊，这个叫速行座椅哦。那还有一个作用呢叫。新路座椅。心路作用就是我要不要争取这样的心路。类似于这样。好。你现在坐在这儿。啊。这个想不想看一下外面的风景？啊。那。如果你看出去，你就会有眼门心路生起来。你若不看出去。他就没有眼门心路升起来啊。</w:t>
       </w:r>
     </w:p>
     <w:p>
@@ -1022,7 +1022,7 @@
         <w:rPr>
           <w:b w:val="0"/>
         </w:rPr>
-        <w:t>[00:09:23.000] 啊。那书形作意呢就更重要了，对吧。你是决定你如理作意和不如理作意，决定你生起来是善法还是不善法，决定你造的业是善业不善业的一些根本点。</w:t>
+        <w:t>[00:09:23.000] 啊。那速行作意呢就更重要了，对吧。你是决定你如理作意和不如理作意，决定你生起来是善法还是不善法，决定你造的业是善业不善业的一些根本点。</w:t>
       </w:r>
     </w:p>
     <w:p>
@@ -1067,22 +1067,22 @@
         <w:rPr>
           <w:b w:val="0"/>
         </w:rPr>
-        <w:t>[00:10:21.040] 啊，塑形作业决定了你造的业是善业还是不善业。啊。</w:t>
-      </w:r>
-    </w:p>
-    <w:p>
-      <w:pPr>
-        <w:ind w:left="170"/>
-        <w:pBdr>
-          <w:left w:val="single" w:sz="18" w:space="4" w:color="1E4620"/>
-        </w:pBdr>
-        <w:shd w:val="clear" w:fill="F2F5FA"/>
-      </w:pPr>
-      <w:r>
-        <w:rPr>
-          <w:b w:val="0"/>
-        </w:rPr>
-        <w:t>[00:10:28.340] 对，所以那对于这个座椅呢，我们需要。搞清楚这个马拉西塔拉好。好，当然在这里呢，我们今天讲的是yo尼索马西卡拉是如理作意，那如理作意它就是塑形的作意。简单来讲，就是对一切人事物的态度。啊。对一切所缘，你想对他做出什么样的思，什么样的行为？啊。身语意的行为，也就是那个塑形。塑形就是对这个所缘有什么样的行动？那我们所做的行动如果不能如理的话。啊，我们也知道，他就是很多不善业就被你造下。啊。那不用说不善业，即使是善业不导向涅槃的善业都是轮回，何况是不善业呢？啊。这就很重要。</w:t>
+        <w:t>[00:10:21.040] 啊，速行作业决定了你造的业是善业还是不善业。啊。</w:t>
+      </w:r>
+    </w:p>
+    <w:p>
+      <w:pPr>
+        <w:ind w:left="170"/>
+        <w:pBdr>
+          <w:left w:val="single" w:sz="18" w:space="4" w:color="1E4620"/>
+        </w:pBdr>
+        <w:shd w:val="clear" w:fill="F2F5FA"/>
+      </w:pPr>
+      <w:r>
+        <w:rPr>
+          <w:b w:val="0"/>
+        </w:rPr>
+        <w:t>[00:10:28.340] 对，所以那对于这个座椅呢，我们需要。搞清楚这个马拉西塔拉好。好，当然在这里呢，我们今天讲的是yo尼索马西卡拉是如理作意，那如理作意它就是速行的作意。简单来讲，就是对一切人事物的态度。啊。对一切所缘，你想对他做出什么样的思，什么样的行为？啊。身语意的行为，也就是那个速行。速行就是对这个所缘有什么样的行动？那我们所做的行动如果不能如理的话。啊，我们也知道，他就是很多不善业就被你造下。啊。那不用说不善业，即使是善业不导向涅槃的善业都是轮回，何况是不善业呢？啊。这就很重要。</w:t>
       </w:r>
     </w:p>
     <w:p>
@@ -1433,7 +1433,7 @@
         <w:rPr>
           <w:b w:val="0"/>
         </w:rPr>
-        <w:t>[00:23:39.695] 诸比库，我对知道。见道者说，烦恼的灭尽。而不会对不知道、未见到者。好。我对知道什么见到什么者说，烦恼的灭尽呢？我对知道见到的啊，我对知道见到如理作意和不如意作意者所烦恼的灭见。诸比库当不如理作意时，能让未生诸肉生起，已生诸肉增长。诸比库当如理作意时，能让未生猪肉不生起，已生猪肉被舍断。</w:t>
+        <w:t>[00:23:39.695] 诸比库，我对知道。见道者说，烦恼的灭尽。而不会对不知道、未见到者。好。我对知道什么见到什么者说，烦恼的灭尽呢？我对知道见到的啊，我对知道见到如理作意和不如意作意者所烦恼的灭见。诸比库当不如理作意时，能让未生诸漏生起，已生诸漏增长。诸比库当如理作意时，能让未生诸漏不生起，已生诸漏被舍断。</w:t>
       </w:r>
     </w:p>
     <w:p>
@@ -1613,7 +1613,7 @@
         <w:rPr>
           <w:b w:val="0"/>
         </w:rPr>
-        <w:t>[00:29:22.840] 那么对于虚无论者啊，或者这个常见的人啊，你跟他讲没有用啊，就是这个角度了啊。好。那。佛陀交代完这个呢，啊，就说。一个。苏比，Cool啊。当。如理作意时，能让未生猪肉啊，当不如理作意时能让未生诸肉生起，已生诸肉增长。诸比库当如理作意时，能让未生猪肉不生气，已生猪肉被舍断。那我们其实在日常生活中就能很清楚的感受到，对吧？</w:t>
+        <w:t>[00:29:22.840] 那么对于虚无论者啊，或者这个常见的人啊，你跟他讲没有用啊，就是这个角度了啊。好。那。佛陀交代完这个呢，啊，就说。一个。苏比，Cool啊。当。如理作意时，能让未生诸漏啊，当不如理作意时能让未生诸漏生起，已生诸漏增长。诸比库当如理作意时，能让未生诸漏不生气，已生诸漏被舍断。那我们其实在日常生活中就能很清楚的感受到，对吧？</w:t>
       </w:r>
     </w:p>
     <w:p>
@@ -1643,7 +1643,7 @@
         <w:rPr>
           <w:b w:val="0"/>
         </w:rPr>
-        <w:t>[00:30:33.800] 啊，那些。跟欲漏有漏无名漏相关的。贪嗔痴的苏行心就会升起。要么你是贪，要么你是撑，对吧？啊，就是让胃生猪肉生气，原来好好的。啊，突然间人家说一句话啊，恶向胆边生对猪肉生起啊。嗯，那么野生植物呢，还会增长？啊，人家都跑来跟你讲说啊。Me呀。有稻草人一行有稻草人诶你看有稻草人了，对，那有野生猪肉增长，我已经很生气了，你还在给我讲讲一堆大道理啊对诶就不如意作意啊，不如意作意的时候是已生诸肉生起，未生诸肉会更大。但是诸比库当如理作意时，能让未生猪肉不生气。已生猪肉。被射断。</w:t>
+        <w:t>[00:30:33.800] 啊，那些。跟欲漏有漏无名漏相关的。贪嗔痴的苏行心就会升起。要么你是贪，要么你是撑，对吧？啊，就是让胃生诸漏生气，原来好好的。啊，突然间人家说一句话啊，恶向胆边生对诸漏生起啊。嗯，那么野生植物呢，还会增长？啊，人家都跑来跟你讲说啊。Me呀。有稻草人一行有稻草人诶你看有稻草人了，对，那有野生诸漏增长，我已经很生气了，你还在给我讲讲一堆大道理啊对诶就不如意作意啊，不如意作意的时候是已生诸漏生起，未生诸漏会更大。但是诸比库当如理作意时，能让未生诸漏不生气。已生诸漏。被射断。</w:t>
       </w:r>
     </w:p>
     <w:p>
@@ -1688,7 +1688,7 @@
         <w:rPr>
           <w:b w:val="0"/>
         </w:rPr>
-        <w:t>[00:32:59.505] 怎么样能告诉他，其实你真的不需要这样对我们用不了这些东西，那我们可以让这些东西给其他的更有需要用的人去用啊。啊，你有找到方法你就不会。卫生猪肉升起来啊，那如果你。这个已经生起猪肉，你就跟他讲说，你能不能够不要再搞这个东西啊？他在呛你一句的时候，你就崩溃了。你完了那么倒霉啊，我找不到你这样一个人啊。对一生猪肉真蛋。哎，</w:t>
+        <w:t>[00:32:59.505] 怎么样能告诉他，其实你真的不需要这样对我们用不了这些东西，那我们可以让这些东西给其他的更有需要用的人去用啊。啊，你有找到方法你就不会。卫生诸漏升起来啊，那如果你。这个已经生起诸漏，你就跟他讲说，你能不能够不要再搞这个东西啊？他在呛你一句的时候，你就崩溃了。你完了那么倒霉啊，我找不到你这样一个人啊。对一生诸漏真蛋。哎，</w:t>
       </w:r>
     </w:p>
     <w:p>
@@ -1763,52 +1763,52 @@
         <w:rPr>
           <w:b w:val="0"/>
         </w:rPr>
-        <w:t>[00:36:09.580] 啊，那最后一个呢是修习舍段啊用。修习的方式来如理作意或者如理作意去修行。啊，那么在一切漏经里面讲是修习。必觉知。啊。啊，通过修习七种觉悟的素质。来去舍断啊一切诸肉啊。</w:t>
-      </w:r>
-    </w:p>
-    <w:p>
-      <w:pPr>
-        <w:ind w:left="170"/>
-        <w:pBdr>
-          <w:left w:val="single" w:sz="18" w:space="4" w:color="1E4620"/>
-        </w:pBdr>
-        <w:shd w:val="clear" w:fill="F2F5FA"/>
-      </w:pPr>
-      <w:r>
-        <w:rPr>
-          <w:b w:val="0"/>
-        </w:rPr>
-        <w:t>[00:36:35.280] 对，佛陀呢，一开篇呢。就讲。说对于那个能够知道。能够看到。如理作意和不如理作意的人呢？啊，我会教他。舍断一切漏或者防护一切漏的法门。啊，那这个防护一切漏。的法门呢？就是如理作意和。啊看到如理作意和不如理作意。而且要明白什么情况下。啊，这个如理作意啊。能够让。这个未生猪肉啊，不生起啊，已生猪肉呢，能断除。啊，它是从。这个角度来讲，所以呢，一切若听开篇呢，佛陀他就教导怎样能够去如理作意啊。那佛陀对于怎样如理作揖呢？他提出来了啊。季总。解决的方法，七种如理处理的解决方法啊。</w:t>
-      </w:r>
-    </w:p>
-    <w:p>
-      <w:pPr>
-        <w:ind w:left="170"/>
-        <w:pBdr>
-          <w:left w:val="single" w:sz="18" w:space="4" w:color="1E4620"/>
-        </w:pBdr>
-        <w:shd w:val="clear" w:fill="F2F5FA"/>
-      </w:pPr>
-      <w:r>
-        <w:rPr>
-          <w:b w:val="0"/>
-        </w:rPr>
-        <w:t>[00:37:48.340] 佛陀说猪比库哪些肉可以建舍断呢？在此诸比哭无闻凡夫不见诸圣者，不熟知圣法，不受圣法调教，不见诸善事，不熟知善治法，不受善治法调教，不知应作意之法，不知不应作意之法。他不知应着于之法，不知不应着意之法，故对那些不应着意之法，却作于那些法。对那些应着于之法，却不着于那些法。好，那么这里呢，这个你看我们看到一个是。圣者对吧，啊，不见诸圣者啊，不熟知圣法。啊，不受善法调教，再一个是不见诸善事，不熟知善司法，不受善司法调教。那这个圣者和善智呢？这里都是指佛陀，独觉佛和这个。传承佛陀教导的啊，佛弟子啊。那么。</w:t>
-      </w:r>
-    </w:p>
-    <w:p>
-      <w:pPr>
-        <w:ind w:left="170"/>
-        <w:pBdr>
-          <w:left w:val="single" w:sz="18" w:space="4" w:color="1E4620"/>
-        </w:pBdr>
-        <w:shd w:val="clear" w:fill="F2F5FA"/>
-      </w:pPr>
-      <w:r>
-        <w:rPr>
-          <w:b w:val="0"/>
-        </w:rPr>
-        <w:t>[00:39:00.320] 对于上市的。特别的定义呢，是指。他们因为与超越世间的品质相关而成为美好的人，故称为善事，或者称为妙事。啊。他们是超越世间与超越世间的品质相关的啊。超越时间若古达了。就是。超出世间的啊，所以出世间的品质相关的，所以那么什么是善事呢，就是它有。超越世间的这种相关品质。或者因为他导向于出世间而成为美好的人啊，这样的人称为善事。</w:t>
+        <w:t>[00:36:09.580] 啊，那最后一个呢是修习舍断啊用。修习的方式来如理作意或者如理作意去修行。啊，那么在一切漏经里面讲是修习。必觉知。啊。啊，通过修习七种觉悟的素质。来去舍断啊一切诸漏啊。</w:t>
+      </w:r>
+    </w:p>
+    <w:p>
+      <w:pPr>
+        <w:ind w:left="170"/>
+        <w:pBdr>
+          <w:left w:val="single" w:sz="18" w:space="4" w:color="1E4620"/>
+        </w:pBdr>
+        <w:shd w:val="clear" w:fill="F2F5FA"/>
+      </w:pPr>
+      <w:r>
+        <w:rPr>
+          <w:b w:val="0"/>
+        </w:rPr>
+        <w:t>[00:36:35.280] 对，佛陀呢，一开篇呢。就讲。说对于那个能够知道。能够看到。如理作意和不如理作意的人呢？啊，我会教他。舍断一切漏或者防护一切漏的法门。啊，那这个防护一切漏。的法门呢？就是如理作意和。啊看到如理作意和不如理作意。而且要明白什么情况下。啊，这个如理作意啊。能够让。这个未生诸漏啊，不生起啊，已生诸漏呢，能断除。啊，它是从。这个角度来讲，所以呢，一切若听开篇呢，佛陀他就教导怎样能够去如理作意啊。那佛陀对于怎样如理作意呢？他提出来了啊。季总。解决的方法，七种如理处理的解决方法啊。</w:t>
+      </w:r>
+    </w:p>
+    <w:p>
+      <w:pPr>
+        <w:ind w:left="170"/>
+        <w:pBdr>
+          <w:left w:val="single" w:sz="18" w:space="4" w:color="1E4620"/>
+        </w:pBdr>
+        <w:shd w:val="clear" w:fill="F2F5FA"/>
+      </w:pPr>
+      <w:r>
+        <w:rPr>
+          <w:b w:val="0"/>
+        </w:rPr>
+        <w:t>[00:37:48.340] 佛陀说诸比库哪些漏可以建舍断呢？在此诸比库无闻凡夫不见诸圣者，不熟知圣法，不受圣法调教，不见诸善士，不熟知善士法，不受善士法调教，不知应作意之法，不知不应作意之法。他不知应着于之法，不知不应着意之法，故对那些不应着意之法，却作于那些法。对那些应着于之法，却不着于那些法。好，那么这里呢，这个你看我们看到一个是。圣者对吧，啊，不见诸圣者啊，不熟知圣法。啊，不受善法调教，再一个是不见诸善士，不熟知善士法，不受善士法调教。那这个圣者和善智呢？这里都是指佛陀，独觉佛和这个。传承佛陀教导的啊，佛弟子啊。那么。</w:t>
+      </w:r>
+    </w:p>
+    <w:p>
+      <w:pPr>
+        <w:ind w:left="170"/>
+        <w:pBdr>
+          <w:left w:val="single" w:sz="18" w:space="4" w:color="1E4620"/>
+        </w:pBdr>
+        <w:shd w:val="clear" w:fill="F2F5FA"/>
+      </w:pPr>
+      <w:r>
+        <w:rPr>
+          <w:b w:val="0"/>
+        </w:rPr>
+        <w:t>[00:39:00.320] 对于上师的。特别的定义呢，是指。他们因为与超越世间的品质相关而成为美好的人，故称为善士，或者称为妙事。啊。他们是超越世间与超越世间的品质相关的啊。超越时间若古达了。就是。超出世间的啊，所以出世间的品质相关的，所以那么什么是善士呢，就是它有。超越世间的这种相关品质。或者因为他导向于出世间而成为美好的人啊，这样的人称为善士。</w:t>
       </w:r>
     </w:p>
     <w:p>
@@ -1853,7 +1853,7 @@
         <w:rPr>
           <w:b w:val="0"/>
         </w:rPr>
-        <w:t>[00:41:18.765] 这是圣者，这是善事啊。无论是肉眼还是天眼啊。都可能对圣者视而不见。那因为这两种眼呢，它本来只是把握颜色用啊。他无法以圣者状态作为，以圣者的状态作为对镜啊，或者作为所缘啊。因此呢，在用眼睛看的时候呢，他们无法看到被圣者们用智所见的无常啊，苦无我这些性质啊。那无法证得圣者所证得的法，无法见到作为圣境界的法和圣者的道果的境界，因此呢，在这里称为叫不知圣法。</w:t>
+        <w:t>[00:41:18.765] 这是圣者，这是善士啊。无论是肉眼还是天眼啊。都可能对圣者视而不见。那因为这两种眼呢，它本来只是把握颜色用啊。他无法以圣者状态作为，以圣者的状态作为对镜啊，或者作为所缘啊。因此呢，在用眼睛看的时候呢，他们无法看到被圣者们用智所见的无常啊，苦无我这些性质啊。那无法证得圣者所证得的法，无法见到作为圣境界的法和圣者的道果的境界，因此呢，在这里称为叫不知圣法。</w:t>
       </w:r>
     </w:p>
     <w:p>
@@ -1883,7 +1883,7 @@
         <w:rPr>
           <w:b w:val="0"/>
         </w:rPr>
-        <w:t>[00:42:51.160] 还有一种呢，是叫舍段调教。啊，舍段调教也有五种。</w:t>
+        <w:t>[00:42:51.160] 还有一种呢，是叫舍断调教。啊，舍断调教也有五种。</w:t>
       </w:r>
     </w:p>
     <w:p>
@@ -2108,52 +2108,52 @@
         <w:rPr>
           <w:b w:val="0"/>
         </w:rPr>
-        <w:t>[00:51:09.970] 对佛陀讲啊，就是你该注意的法你注意啊，不该注意的法你不该注意啊。那即使是我们常坐，坐在那个地方。你也是，该注意的话注意，不该注意的话不要注意啊。哦。那你对着陆出席对吧，啊你该注意的话就是陆出席是怎样就怎样注意他。啊。那你不该注意的是什么呢？就是说。怎么这么不明显啊？或者说。这个怎么还不细一点呢？还还不微细一点呢？也就是这样做一套。你认为那个入出席呢，他必须是如你所愿。就是有网。啊，我能管得了他？我的路途行，我不能做主啊。你就很麻烦，对。</w:t>
-      </w:r>
-    </w:p>
-    <w:p>
-      <w:pPr>
-        <w:ind w:left="170"/>
-        <w:pBdr>
-          <w:left w:val="single" w:sz="18" w:space="4" w:color="1E4620"/>
-        </w:pBdr>
-        <w:shd w:val="clear" w:fill="F2F5FA"/>
-      </w:pPr>
-      <w:r>
-        <w:rPr>
-          <w:b w:val="0"/>
-        </w:rPr>
-        <w:t>[00:52:08.500] 所以我们平常怎么去做意。什么样的习惯面对外在的一些人事物回来，你对你的入出席，你也是表现为什么样的一种态度？这个东西你要观察到。观察到完以后呢，我们才会知道，哎，注意应该注意之法和不注意不应该注意之法。</w:t>
-      </w:r>
-    </w:p>
-    <w:p>
-      <w:pPr>
-        <w:ind w:left="170"/>
-        <w:pBdr>
-          <w:left w:val="single" w:sz="18" w:space="4" w:color="1E4620"/>
-        </w:pBdr>
-        <w:shd w:val="clear" w:fill="F2F5FA"/>
-      </w:pPr>
-      <w:r>
-        <w:rPr>
-          <w:b w:val="0"/>
-        </w:rPr>
-        <w:t>[00:52:33.140] 当你能把握到这个因作意，这个因作意之法啊。和不应做一次法的时候呢？啊，卫生猪肉。就不会生起，已生诸肉就会断除。那断除以后呢？你坐在那就没有五感。没有五盖的时候呢，就离离诸不善法，有寻有势啊，离生喜乐啊，住于出场。</w:t>
-      </w:r>
-    </w:p>
-    <w:p>
-      <w:pPr>
-        <w:ind w:left="170"/>
-        <w:pBdr>
-          <w:left w:val="single" w:sz="18" w:space="4" w:color="1E4620"/>
-        </w:pBdr>
-        <w:shd w:val="clear" w:fill="F2F5FA"/>
-      </w:pPr>
-      <w:r>
-        <w:rPr>
-          <w:b w:val="0"/>
-        </w:rPr>
-        <w:t>[00:53:03.300] 啊，今天有人问，说什么是储藏，五盖被你征服了，储藏就会出来。那就有形有色，就注意出彩。那怎么样去获得这个东西呢？它就是作意，应作意则法，不应作意，不应作，不应作意之法。那一作一之法呢，就是能够让上巴升起的。啊。猪肉能够断除的。那你在日常生活中，我们在日常一切时处，首先是要把这个东西建立起来。而不是认为，说修行就是坐在那苦做苦做，最后你就能证悟，就能够断烦恼。不是这样的。</w:t>
+        <w:t>[00:51:09.970] 对佛陀讲啊，就是你该注意的法你注意啊，不该注意的法你不该注意啊。那即使是我们常坐，坐在那个地方。你也是，该注意的话注意，不该注意的话不要注意啊。哦。那你对着陆出席对吧，啊你该注意的话就是陆出席是怎样就怎样注意他。啊。那你不该注意的是什么呢？就是说。怎么这么不明显啊？或者说。这个怎么还不细一点呢？还还不微细一点呢？也就是这样做一套。你认为那个入出息呢，他必须是如你所愿。就是有网。啊，我能管得了他？我的路途行，我不能做主啊。你就很麻烦，对。</w:t>
+      </w:r>
+    </w:p>
+    <w:p>
+      <w:pPr>
+        <w:ind w:left="170"/>
+        <w:pBdr>
+          <w:left w:val="single" w:sz="18" w:space="4" w:color="1E4620"/>
+        </w:pBdr>
+        <w:shd w:val="clear" w:fill="F2F5FA"/>
+      </w:pPr>
+      <w:r>
+        <w:rPr>
+          <w:b w:val="0"/>
+        </w:rPr>
+        <w:t>[00:52:08.500] 所以我们平常怎么去做意。什么样的习惯面对外在的一些人事物回来，你对你的入出息，你也是表现为什么样的一种态度？这个东西你要观察到。观察到完以后呢，我们才会知道，哎，注意应该注意之法和不注意不应该注意之法。</w:t>
+      </w:r>
+    </w:p>
+    <w:p>
+      <w:pPr>
+        <w:ind w:left="170"/>
+        <w:pBdr>
+          <w:left w:val="single" w:sz="18" w:space="4" w:color="1E4620"/>
+        </w:pBdr>
+        <w:shd w:val="clear" w:fill="F2F5FA"/>
+      </w:pPr>
+      <w:r>
+        <w:rPr>
+          <w:b w:val="0"/>
+        </w:rPr>
+        <w:t>[00:52:33.140] 当你能把握到这个因作意，这个因作意之法啊。和不应做一次法的时候呢？啊，卫生诸漏。就不会生起，已生诸漏就会断除。那断除以后呢？你坐在那就没有五感。没有五盖的时候呢，就离离诸不善法，有寻有势啊，离生喜乐啊，住于出场。</w:t>
+      </w:r>
+    </w:p>
+    <w:p>
+      <w:pPr>
+        <w:ind w:left="170"/>
+        <w:pBdr>
+          <w:left w:val="single" w:sz="18" w:space="4" w:color="1E4620"/>
+        </w:pBdr>
+        <w:shd w:val="clear" w:fill="F2F5FA"/>
+      </w:pPr>
+      <w:r>
+        <w:rPr>
+          <w:b w:val="0"/>
+        </w:rPr>
+        <w:t>[00:53:03.300] 啊，今天有人问，说什么是储藏，五盖被你征服了，储藏就会出来。那就有形有色，就注意出彩。那怎么样去获得这个东西呢？它就是作意，应作意则法，不应作意，不应作，不应作意之法。那一作一之法呢，就是能够让上巴升起的。啊。诸漏能够断除的。那你在日常生活中，我们在日常一切时处，首先是要把这个东西建立起来。而不是认为，说修行就是坐在那苦做苦做，最后你就能证悟，就能够断烦恼。不是这样的。</w:t>
       </w:r>
     </w:p>
     <w:p>
@@ -2500,22 +2500,22 @@
         <w:rPr>
           <w:b w:val="0"/>
         </w:rPr>
-        <w:t>[00:00:51.900] 呃，在纽约的时候讲四预流之哈。啊，我们把亲近善事啊听闻正法的部分呢啊学习了一下啊，那我们今天呢，来继续下面的课程啊，如理作意。</w:t>
-      </w:r>
-    </w:p>
-    <w:p>
-      <w:pPr>
-        <w:ind w:left="170"/>
-        <w:pBdr>
-          <w:left w:val="single" w:sz="18" w:space="4" w:color="1E4620"/>
-        </w:pBdr>
-        <w:shd w:val="clear" w:fill="F2F5FA"/>
-      </w:pPr>
-      <w:r>
-        <w:rPr>
-          <w:b w:val="0"/>
-        </w:rPr>
-        <w:t>[00:01:10.500] 啊，如理作揖呢，对于一个佛教徒来讲就非常熟悉了哈。</w:t>
+        <w:t>[00:00:51.900] 呃，在纽约的时候讲四预流支哈。啊，我们把亲近善士啊听闻正法的部分呢啊学习了一下啊，那我们今天呢，来继续下面的课程啊，如理作意。</w:t>
+      </w:r>
+    </w:p>
+    <w:p>
+      <w:pPr>
+        <w:ind w:left="170"/>
+        <w:pBdr>
+          <w:left w:val="single" w:sz="18" w:space="4" w:color="1E4620"/>
+        </w:pBdr>
+        <w:shd w:val="clear" w:fill="F2F5FA"/>
+      </w:pPr>
+      <w:r>
+        <w:rPr>
+          <w:b w:val="0"/>
+        </w:rPr>
+        <w:t>[00:01:10.500] 啊，如理作意呢，对于一个佛教徒来讲就非常熟悉了哈。</w:t>
       </w:r>
     </w:p>
     <w:p>
@@ -2560,7 +2560,7 @@
         <w:rPr>
           <w:b w:val="0"/>
         </w:rPr>
-        <w:t>[00:02:39.020] 那第三一个叫书行作意啊，这个书行作意呢，这个就是在这里讲的如理作意或者不如理作意。那在大书操中说呢，事实上是在所源上对易采取行动，就是刚才讲的这个那个啊，心锁的那个作用哈。在所源上对E采取行动和E和所源是连在一起啊，所以可以说是说成是在E上对所源采取行动啊啊，这个这个，也就是说这个是锁阳作椅哈。好。啊，这个是如理作揖的词源解释哈啊。</w:t>
+        <w:t>[00:02:39.020] 那第三一个叫速行作意啊，这个速行作意呢，这个就是在这里讲的如理作意或者不如理作意。那在大书操中说呢，事实上是在所源上对易采取行动，就是刚才讲的这个那个啊，心锁的那个作用哈。在所源上对E采取行动和E和所源是连在一起啊，所以可以说是说成是在E上对所源采取行动啊啊，这个这个，也就是说这个是锁阳作椅哈。好。啊，这个是如理作意的词源解释哈啊。</w:t>
       </w:r>
     </w:p>
     <w:p>
@@ -2590,37 +2590,37 @@
         <w:rPr>
           <w:b w:val="0"/>
         </w:rPr>
-        <w:t>[00:03:57.200] 这里的有学比库呢，是指尚未完成直观目标，还在还需要修行的人，称为有学哈C卡。对于尚未到达最终目标而希望安住于无上解缚安稳处，也就是完全的断住烦恼哈，证悟阿拉汉道果啊的这样的啊，还没到达这个的有学啊，也就是说还没有证悟涅槃而想要证悟涅槃。还有烦恼，想要断除烦恼的修行人。那么在他的内心里面呢？在他的内在因素里面呢？佛陀说，没有任何其一种其他的因素能够像如理作义一样，那么对他有帮助，对于他的修行有帮助。</w:t>
-      </w:r>
-    </w:p>
-    <w:p>
-      <w:pPr>
-        <w:ind w:left="170"/>
-        <w:pBdr>
-          <w:left w:val="single" w:sz="18" w:space="4" w:color="1E4620"/>
-        </w:pBdr>
-        <w:shd w:val="clear" w:fill="F2F5FA"/>
-      </w:pPr>
-      <w:r>
-        <w:rPr>
-          <w:b w:val="0"/>
-        </w:rPr>
-        <w:t>[00:04:41.340] 啊，那当然，可能有人问到外在因素是什么呢？佛陀说，外在因素呢，是善友，是善知识，也就是我们四预留之里面的第一支啊，亲近善事。啊，善有是修行人最重要或者最好的外在因素。而内在因素呢，就讲我们心流里面的这种心理素质啊，啊，那就是最好的，对我们修行最有帮助的心理素质，就是如理作意。</w:t>
-      </w:r>
-    </w:p>
-    <w:p>
-      <w:pPr>
-        <w:ind w:left="170"/>
-        <w:pBdr>
-          <w:left w:val="single" w:sz="18" w:space="4" w:color="1E4620"/>
-        </w:pBdr>
-        <w:shd w:val="clear" w:fill="F2F5FA"/>
-      </w:pPr>
-      <w:r>
-        <w:rPr>
-          <w:b w:val="0"/>
-        </w:rPr>
-        <w:t>[00:05:07.620] 为什么呢？因为如理作意的比库能够舍断不善，培育善。啊，就是如以座椅可以把我们的整个的心流啊转向上。啊，就是我们讲后面的塑形啊啊，如果不努力作意呢，那么整个心路呢，就会都是不善的塑形。那我们现在遇到的果报，它和过去的业有关？但是现在呢？是造善业还是造不善业呢？却是由我们在面对果报的时候，我们当下的决定。我们不能改变果报啊，果报来呢就必须承受啊，只能承受好的，要承受不好的也要承受。</w:t>
+        <w:t>[00:03:57.200] 这里的有学比库呢，是指尚未完成止观目标，还在还需要修行的人，称为有学哈C卡。对于尚未到达最终目标而希望安住于无上解缚安稳处，也就是完全的断住烦恼哈，证悟阿拉汉道果啊的这样的啊，还没到达这个的有学啊，也就是说还没有证悟涅槃而想要证悟涅槃。还有烦恼，想要断除烦恼的修行人。那么在他的内心里面呢？在他的内在因素里面呢？佛陀说，没有任何其一种其他的因素能够像如理作义一样，那么对他有帮助，对于他的修行有帮助。</w:t>
+      </w:r>
+    </w:p>
+    <w:p>
+      <w:pPr>
+        <w:ind w:left="170"/>
+        <w:pBdr>
+          <w:left w:val="single" w:sz="18" w:space="4" w:color="1E4620"/>
+        </w:pBdr>
+        <w:shd w:val="clear" w:fill="F2F5FA"/>
+      </w:pPr>
+      <w:r>
+        <w:rPr>
+          <w:b w:val="0"/>
+        </w:rPr>
+        <w:t>[00:04:41.340] 啊，那当然，可能有人问到外在因素是什么呢？佛陀说，外在因素呢，是善友，是善知识，也就是我们四预流支里面的第一支啊，亲近善士。啊，善有是修行人最重要或者最好的外在因素。而内在因素呢，就讲我们心流里面的这种心理素质啊，啊，那就是最好的，对我们修行最有帮助的心理素质，就是如理作意。</w:t>
+      </w:r>
+    </w:p>
+    <w:p>
+      <w:pPr>
+        <w:ind w:left="170"/>
+        <w:pBdr>
+          <w:left w:val="single" w:sz="18" w:space="4" w:color="1E4620"/>
+        </w:pBdr>
+        <w:shd w:val="clear" w:fill="F2F5FA"/>
+      </w:pPr>
+      <w:r>
+        <w:rPr>
+          <w:b w:val="0"/>
+        </w:rPr>
+        <w:t>[00:05:07.620] 为什么呢？因为如理作意的比库能够舍断不善，培育善。啊，就是如以座椅可以把我们的整个的心流啊转向上。啊，就是我们讲后面的速行啊啊，如果不努力作意呢，那么整个心路呢，就会都是不善的速行。那我们现在遇到的果报，它和过去的业有关？但是现在呢？是造善业还是造不善业呢？却是由我们在面对果报的时候，我们当下的决定。我们不能改变果报啊，果报来呢就必须承受啊，只能承受好的，要承受不好的也要承受。</w:t>
       </w:r>
     </w:p>
     <w:p>
@@ -2710,7 +2710,7 @@
         <w:rPr>
           <w:b w:val="0"/>
         </w:rPr>
-        <w:t>[00:07:49.480] 那比如说你遭人恶意伤害。啊。那。程序呢？一般来讲，我们就很愤怒，说你伤害我，对吧？啊，那如果是无比作揖呢？我们就会。在接受这个果报的同时呢，我们会对这个伤害者生起同情心啊。他伤害我啊，就我虽然被伤害了，但是呢，他更可怜。因为我只是在承受当下这个不善果报，但是他在造恶业，一造就造很多恶业啊，那在未来呢，它就会产生很多很多的不良果报。那如此呢，在神受不善果报到同时呢，我们还能够培育同情心、悲悯心啊，那这些都是善行。</w:t>
+        <w:t>[00:07:49.480] 那比如说你遭人恶意伤害。啊。那。程序呢？一般来讲，我们就很愤怒，说你伤害我，对吧？啊，那如果是无比作意呢？我们就会。在接受这个果报的同时呢，我们会对这个伤害者生起同情心啊。他伤害我啊，就我虽然被伤害了，但是呢，他更可怜。因为我只是在承受当下这个不善果报，但是他在造恶业，一造就造很多恶业啊，那在未来呢，它就会产生很多很多的不良果报。那如此呢，在神受不善果报到同时呢，我们还能够培育同情心、悲悯心啊，那这些都是善行。</w:t>
       </w:r>
     </w:p>
     <w:p>
@@ -2740,7 +2740,7 @@
         <w:rPr>
           <w:b w:val="0"/>
         </w:rPr>
-        <w:t>[00:09:27.960] 那如理作业要怎么做呢？我们讲说你要缘起性思维。为什么人家看不见，或者你会被误解呢？你是不是有心平气和，条理清晰、有逻辑的跟适合的人在适合的地方把它表达清楚了？那如果你没有，那你就要去补上啊。好，那第二个，如果你已经表达了，别人还是看不到，那怎么办呢？如隶作揖，什么如理作意呢？</w:t>
+        <w:t>[00:09:27.960] 那如理作业要怎么做呢？我们讲说你要缘起性思维。为什么人家看不见，或者你会被误解呢？你是不是有心平气和，条理清晰、有逻辑的跟适合的人在适合的地方把它表达清楚了？那如果你没有，那你就要去补上啊。好，那第二个，如果你已经表达了，别人还是看不到，那怎么办呢？如隶作意，什么如理作意呢？</w:t>
       </w:r>
     </w:p>
     <w:p>
@@ -2800,22 +2800,22 @@
         <w:rPr>
           <w:b w:val="0"/>
         </w:rPr>
-        <w:t>[00:11:27.145] 对一个修行人来讲，那就是这个角度。啊，从要从巴拉密的角度啊，从心流素质的角度啊，来看我们的内在价值感和所谓的自我认同，并去选择我们每天如何去独立做一行动啊。所以呢，它其实呢，是一种深层的基于法的一种自我鼓励啊，或者赞许啊。我们经常讲说，你每天鼓励自己三百次，因为三百次，但就是于把自己搞很执着了，他不是这样的，他是从，从。从如理作揖的从法的角度呢啊。</w:t>
-      </w:r>
-    </w:p>
-    <w:p>
-      <w:pPr>
-        <w:ind w:left="170"/>
-        <w:pBdr>
-          <w:left w:val="single" w:sz="18" w:space="4" w:color="1E4620"/>
-        </w:pBdr>
-        <w:shd w:val="clear" w:fill="F2F5FA"/>
-      </w:pPr>
-      <w:r>
-        <w:rPr>
-          <w:b w:val="0"/>
-        </w:rPr>
-        <w:t>[00:12:01.440] 所以我们经常讲，果报如此，塑形可变，就是说我每天遭受的果报如何，我们改变不了。但书评可以改变，那怎么改变呢？如理作意，无论果报是善的还是不善的啊啊，那我们都要接受啊。然后从缘起性思维跳出来啊，跳出过去的这种习性的框框去认清所缘的本质，认清自己身心反应的本质啊，来认清业果之间的关系啊。</w:t>
+        <w:t>[00:11:27.145] 对一个修行人来讲，那就是这个角度。啊，从要从巴拉密的角度啊，从心流素质的角度啊，来看我们的内在价值感和所谓的自我认同，并去选择我们每天如何去独立做一行动啊。所以呢，它其实呢，是一种深层的基于法的一种自我鼓励啊，或者赞许啊。我们经常讲说，你每天鼓励自己三百次，因为三百次，但就是于把自己搞很执着了，他不是这样的，他是从，从。从如理作意的从法的角度呢啊。</w:t>
+      </w:r>
+    </w:p>
+    <w:p>
+      <w:pPr>
+        <w:ind w:left="170"/>
+        <w:pBdr>
+          <w:left w:val="single" w:sz="18" w:space="4" w:color="1E4620"/>
+        </w:pBdr>
+        <w:shd w:val="clear" w:fill="F2F5FA"/>
+      </w:pPr>
+      <w:r>
+        <w:rPr>
+          <w:b w:val="0"/>
+        </w:rPr>
+        <w:t>[00:12:01.440] 所以我们经常讲，果报如此，速行可变，就是说我每天遭受的果报如何，我们改变不了。但书评可以改变，那怎么改变呢？如理作意，无论果报是善的还是不善的啊啊，那我们都要接受啊。然后从缘起性思维跳出来啊，跳出过去的这种习性的框框去认清所缘的本质，认清自己身心反应的本质啊，来认清业果之间的关系啊。</w:t>
       </w:r>
     </w:p>
     <w:p>
@@ -2860,7 +2860,7 @@
         <w:rPr>
           <w:b w:val="0"/>
         </w:rPr>
-        <w:t>[00:12:48.740] 在一切漏经里面哈，它有一个很原则性的描述，他说，彼等诸法，彼作一时啊，或未生诸肉不生，已生诸漏断除，未生有漏不生，已生有漏断除，或未生无名漏不生，已生无名漏断除。</w:t>
+        <w:t>[00:12:48.740] 在一切漏经里面哈，它有一个很原则性的描述，他说，彼等诸法，彼作一时啊，或未生诸漏不生，已生诸漏断除，未生有漏不生，已生有漏断除，或未生无名漏不生，已生无名漏断除。</w:t>
       </w:r>
     </w:p>
     <w:p>
@@ -2905,7 +2905,7 @@
         <w:rPr>
           <w:b w:val="0"/>
         </w:rPr>
-        <w:t>[00:13:41.740] 那也有经说呢，要如理作意，内外六处啊。又讲说如诸比故，当如理作意眼并如实见眼之无常，作比哭啊比哭，如理作一眼，并如实见眼之无常之时，与眼生厌离，由喜净而贪净，由贪净而喜净，由喜贪净而言，为心善解脱等。啊，你是。啊耳鼻舌身啊意啊色声香味触法。</w:t>
+        <w:t>[00:13:41.740] 那也有经说呢，要如理作意，内外六处啊。又讲说如诸比故，当如理作意眼并如实见眼之无常，作比库啊比库，如理作一眼，并如实见眼之无常之时，与眼生厌离，由喜净而贪净，由贪净而喜净，由喜贪净而言，为心善解脱等。啊，你是。啊耳鼻舌身啊意啊色声香味触法。</w:t>
       </w:r>
     </w:p>
     <w:p>
@@ -2950,22 +2950,22 @@
         <w:rPr>
           <w:b w:val="0"/>
         </w:rPr>
-        <w:t>[00:15:26.660] 比如是如理作意之时，三阶段啊，有声见一戒进去。那诸比窟此等言为应有体健断除之诸漏。那。</w:t>
-      </w:r>
-    </w:p>
-    <w:p>
-      <w:pPr>
-        <w:ind w:left="170"/>
-        <w:pBdr>
-          <w:left w:val="single" w:sz="18" w:space="4" w:color="1E4620"/>
-        </w:pBdr>
-        <w:shd w:val="clear" w:fill="F2F5FA"/>
-      </w:pPr>
-      <w:r>
-        <w:rPr>
-          <w:b w:val="0"/>
-        </w:rPr>
-        <w:t>[00:15:41.960] 很多人讲说那正果了，还要如理作意吗？雅正须陀洹果以后啊，依然要如理作揖啊。佛陀在经典里面说是一直到阿拉汉都需要如理作意。因为证得预流果的比库如里作揖可以证得须陀洹果。证得须陀洹果的比库如理作揖可以证得阿拉汉果，证得阿那含果的比库如理作意，可以证得阿拉汉果。阿拉汉虽无有更善因作或已办之真议啊，但仍需如理作意，因为如理作意时呢，可以知于现法乐住及正念正直。</w:t>
+        <w:t>[00:15:26.660] 比如是如理作意之时，三阶段啊，有声见一戒进去。那诸比库此等言为应有体健断除之诸漏。那。</w:t>
+      </w:r>
+    </w:p>
+    <w:p>
+      <w:pPr>
+        <w:ind w:left="170"/>
+        <w:pBdr>
+          <w:left w:val="single" w:sz="18" w:space="4" w:color="1E4620"/>
+        </w:pBdr>
+        <w:shd w:val="clear" w:fill="F2F5FA"/>
+      </w:pPr>
+      <w:r>
+        <w:rPr>
+          <w:b w:val="0"/>
+        </w:rPr>
+        <w:t>[00:15:41.960] 很多人讲说那正果了，还要如理作意吗？雅正须陀洹果以后啊，依然要如理作意啊。佛陀在经典里面说是一直到阿拉汉都需要如理作意。因为证得预流果的比库如里作意可以证得须陀洹果。证得须陀洹果的比库如理作意可以证得阿拉汉果，证得阿那含果的比库如理作意，可以证得阿拉汉果。阿拉汉虽无有更善因作或已办之真议啊，但仍需如理作意，因为如理作意时呢，可以知于现法乐住及正念正直。</w:t>
       </w:r>
     </w:p>
     <w:p>
@@ -3100,7 +3100,7 @@
         <w:rPr>
           <w:b w:val="0"/>
         </w:rPr>
-        <w:t>[00:19:23.855] 他去见沙律的尊者，说沙利的学友啊啊，哪些法应该被持戒的比库如理作揖呢？啊，沙利尊者回答说，古真那选有啊，无取因为无常的苦的病的穿的贱的祸的疾病的另一边的败坏的，空的无我的啊，应该被持戒的比不如理作用哪五个呢？基于色取蕴受取想取蕴行取蕴识取因或就那学有那些无取，因为无常的、苦的、病的、穿的、贱的、祸的、疾病的，另一边的、败坏的、空的、非我的、应该被吃尽的、比库如意作业啊等等。</w:t>
+        <w:t>[00:19:23.855] 他去见沙律的尊者，说沙利的学友啊啊，哪些法应该被持戒的比库如理作意呢？啊，沙利尊者回答说，古真那选有啊，无取因为无常的苦的病的穿的贱的祸的疾病的另一边的败坏的，空的无我的啊，应该被持戒的比不如理作用哪五个呢？基于色取蕴受取想取蕴行取蕴识取因或就那学有那些无取，因为无常的、苦的、病的、穿的、贱的、祸的、疾病的，另一边的、败坏的、空的、非我的、应该被吃尽的、比库如意作业啊等等。</w:t>
       </w:r>
     </w:p>
     <w:p>
@@ -3160,7 +3160,7 @@
         <w:rPr>
           <w:b w:val="0"/>
         </w:rPr>
-        <w:t>[00:21:06.750] 是这样记载啊，说比诸比库，你们要如理做一色。啊，你们要如实觉察色的无常性，如比库。当比库如理作一色。如实觉察色的无常性时，在色上远离。从欢喜的灭尽而有贪的灭尽，从贪的灭尽而有欢喜的灭尽，从欢喜贪的灭尽。心被解脱，被称为善解脱。做比哭，你们要如理作一受啊，你们要如理作一想，你们要如理作意行啊，你们要如理作一时好，这个观察时的无常性好，当作比库落当比库如理作一时啊。</w:t>
+        <w:t>[00:21:06.750] 是这样记载啊，说比诸比库，你们要如理做一色。啊，你们要如实觉察色的无常性，如比库。当比库如理作一色。如实觉察色的无常性时，在色上远离。从欢喜的灭尽而有贪的灭尽，从贪的灭尽而有欢喜的灭尽，从欢喜贪的灭尽。心被解脱，被称为善解脱。做比库，你们要如理作一受啊，你们要如理作一想，你们要如理作意行啊，你们要如理作一时好，这个观察时的无常性好，当作比库落当比库如理作一时啊。</w:t>
       </w:r>
     </w:p>
     <w:p>
@@ -3640,7 +3640,7 @@
         <w:rPr>
           <w:b w:val="0"/>
         </w:rPr>
-        <w:t>[00:36:43.340] 杀戮者十五呢，是恶的根啊，阿伽摩纳豆。由于五蕴是恶的基因，所以他们是恶之根。十六呢，是幻啊，阿迪那瓦多就五蕴之无常等诸法呢，被称为有转体。这些法的存在呢，也被称为诸蕴之过患。佛陀说，诸比哭无取蕴是无常苦变异法。这比勾此无常苦变异法是无取运之过患，因为有有转体轮转苦，所以五运之无常。</w:t>
+        <w:t>[00:36:43.340] 杀戮者十五呢，是恶的根啊，阿伽摩纳豆。由于五蕴是恶的基因，所以他们是恶之根。十六呢，是幻啊，阿迪那瓦多就五蕴之无常等诸法呢，被称为有转体。这些法的存在呢，也被称为诸蕴之过患。佛陀说，诸比库无取蕴是无常苦变异法。这比勾此无常苦变异法是无取运之过患，因为有有转体轮转苦，所以五运之无常。</w:t>
       </w:r>
     </w:p>
     <w:p>
@@ -3955,22 +3955,22 @@
         <w:rPr>
           <w:b w:val="0"/>
         </w:rPr>
-        <w:t>[00:45:08.960] 这个里面呢，佛陀讲究诸比部，你们要如理作一言，并如实正确观眼的无常做比库，比库如理作一眼啊，如实正确的观眼的无常时，远离于眼。啊，汤灭故喜灭都比哭，你们要如理作意耳要注意作意舌啊，要如意注意这个声啊啊。这个。啊，朱比库啊，你们要如理作一生诸比库，你们要如理作意意啊，并如实啊，正确观义的无常做比库啊，比库如理作意意啊，如理正确观义的无常时，愿离于义，喜灭故贪灭，贪灭故喜灭啊，喜贪灭故称为心善解脱啊。啊，这是这个这个内流处哈，对于我们身体也的比较深。</w:t>
-      </w:r>
-    </w:p>
-    <w:p>
-      <w:pPr>
-        <w:ind w:left="170"/>
-        <w:pBdr>
-          <w:left w:val="single" w:sz="18" w:space="4" w:color="1E4620"/>
-        </w:pBdr>
-        <w:shd w:val="clear" w:fill="F2F5FA"/>
-      </w:pPr>
-      <w:r>
-        <w:rPr>
-          <w:b w:val="0"/>
-        </w:rPr>
-        <w:t>[00:46:09.540] 外六处呢，我佛陀说呢，有一个外无常洗净经诸比库，你们如理作一色，并如实正确观测的无常啊，说比空比哭，如理作于色，正如实正确的观色的无常，只厌离于色，喜灭故贪灭贪，灭故熄灭，喜贪皆灭，故称为心善解脱。啊，同样的作意香啊，生香处味处啊啊，这个法啊，这如理作意啊啊，那么能这样如理作意呢，就愿离法啊，喜灭则贪灭，他灭则喜灭啊，喜贪灭，故称为善解脱。</w:t>
+        <w:t>[00:45:08.960] 这个里面呢，佛陀讲究诸比部，你们要如理作一言，并如实正确观眼的无常做比库，比库如理作一眼啊，如实正确的观眼的无常时，远离于眼。啊，汤灭故喜灭都比库，你们要如理作意耳要注意作意舌啊，要如意注意这个声啊啊。这个。啊，朱比库啊，你们要如理作一生诸比库，你们要如理作意意啊，并如实啊，正确观义的无常做比库啊，比库如理作意意啊，如理正确观义的无常时，愿离于义，喜灭故贪灭，贪灭故喜灭啊，喜贪灭故称为心善解脱啊。啊，这是这个这个内流处哈，对于我们身体也的比较深。</w:t>
+      </w:r>
+    </w:p>
+    <w:p>
+      <w:pPr>
+        <w:ind w:left="170"/>
+        <w:pBdr>
+          <w:left w:val="single" w:sz="18" w:space="4" w:color="1E4620"/>
+        </w:pBdr>
+        <w:shd w:val="clear" w:fill="F2F5FA"/>
+      </w:pPr>
+      <w:r>
+        <w:rPr>
+          <w:b w:val="0"/>
+        </w:rPr>
+        <w:t>[00:46:09.540] 外六处呢，我佛陀说呢，有一个外无常洗净经诸比库，你们如理作一色，并如实正确观测的无常啊，说比空比库，如理作于色，正如实正确的观色的无常，只厌离于色，喜灭故贪灭贪，灭故熄灭，喜贪皆灭，故称为心善解脱。啊，同样的作意香啊，生香处味处啊啊，这个法啊，这如理作意啊啊，那么能这样如理作意呢，就愿离法啊，喜灭则贪灭，他灭则喜灭啊，喜贪灭，故称为善解脱。</w:t>
       </w:r>
     </w:p>
     <w:p>
@@ -5588,37 +5588,37 @@
         <w:rPr>
           <w:b w:val="0"/>
         </w:rPr>
-        <w:t>[00:43:01.190] 四圣谛的方式，这种呢方式的心的转动运行思维啊，注意作意啊，就是不如理作意。如是呢，对于了知令如理作一身体的知者。即对于见不如理作意如何不生起的见者。啊，那么这样的人呢，就可以培育猪肉的灭尽。</w:t>
-      </w:r>
-    </w:p>
-    <w:p>
-      <w:pPr>
-        <w:ind w:left="170"/>
-        <w:pBdr>
-          <w:left w:val="single" w:sz="18" w:space="4" w:color="1E4620"/>
-        </w:pBdr>
-        <w:shd w:val="clear" w:fill="F2F5FA"/>
-      </w:pPr>
-      <w:r>
-        <w:rPr>
-          <w:b w:val="0"/>
-        </w:rPr>
-        <w:t>[00:43:27.680] 啊，这个呢，就从这个佛陀在中部一切漏经里面啊，其提到的这个句子啊，所以一切漏经呢，是佛陀详细的阐述如何通过主理作力来舍断诸肉的经典。那后面呢，我们就会来详细的学习啊。首先，我们来看一下经文或者说。</w:t>
-      </w:r>
-    </w:p>
-    <w:p>
-      <w:pPr>
-        <w:ind w:left="170"/>
-        <w:pBdr>
-          <w:left w:val="single" w:sz="18" w:space="4" w:color="1E4620"/>
-        </w:pBdr>
-        <w:shd w:val="clear" w:fill="F2F5FA"/>
-      </w:pPr>
-      <w:r>
-        <w:rPr>
-          <w:b w:val="0"/>
-        </w:rPr>
-        <w:t>[00:43:50.420] 啊，如是我闻一时，巴嘎哇住在萨瓦提城，杰德林取孤独园于其处。巴嘎哇对比库们说，诸比库那些比库应答法嘎瓦尊者巴嘎瓦如是说，诸比库，我将教导你们防护一切漏的法门，谛听善作一之。我要说了。那些比库回答巴格娃说好的，尊者巴嘎娃如此说，说比库，我说，对于已知者，已见者，有诸漏的灭尽，而非不知者、不见者作比。故已知已见什么者有诸漏的灭尽呢？如理作意和不如理作意？不比故不如理作一者的相续中，未生诸肉生起，已生诸肉增长。这比库如理作意者的相续中，未生诸肉不生起，已生诸肉被舍断。</w:t>
+        <w:t>[00:43:01.190] 四圣谛的方式，这种呢方式的心的转动运行思维啊，注意作意啊，就是不如理作意。如是呢，对于了知令如理作一身体的知者。即对于见不如理作意如何不生起的见者。啊，那么这样的人呢，就可以培育诸漏的灭尽。</w:t>
+      </w:r>
+    </w:p>
+    <w:p>
+      <w:pPr>
+        <w:ind w:left="170"/>
+        <w:pBdr>
+          <w:left w:val="single" w:sz="18" w:space="4" w:color="1E4620"/>
+        </w:pBdr>
+        <w:shd w:val="clear" w:fill="F2F5FA"/>
+      </w:pPr>
+      <w:r>
+        <w:rPr>
+          <w:b w:val="0"/>
+        </w:rPr>
+        <w:t>[00:43:27.680] 啊，这个呢，就从这个佛陀在中部一切漏经里面啊，其提到的这个句子啊，所以一切漏经呢，是佛陀详细的阐述如何通过主理作力来舍断诸漏的经典。那后面呢，我们就会来详细的学习啊。首先，我们来看一下经文或者说。</w:t>
+      </w:r>
+    </w:p>
+    <w:p>
+      <w:pPr>
+        <w:ind w:left="170"/>
+        <w:pBdr>
+          <w:left w:val="single" w:sz="18" w:space="4" w:color="1E4620"/>
+        </w:pBdr>
+        <w:shd w:val="clear" w:fill="F2F5FA"/>
+      </w:pPr>
+      <w:r>
+        <w:rPr>
+          <w:b w:val="0"/>
+        </w:rPr>
+        <w:t>[00:43:50.420] 啊，如是我闻一时，巴嘎哇住在萨瓦提城，杰德林取孤独园于其处。巴嘎哇对比库们说，诸比库那些比库应答法嘎瓦尊者巴嘎瓦如是说，诸比库，我将教导你们防护一切漏的法门，谛听善作一之。我要说了。那些比库回答巴格娃说好的，尊者巴嘎娃如此说，说比库，我说，对于已知者，已见者，有诸漏的灭尽，而非不知者、不见者作比。故已知已见什么者有诸漏的灭尽呢？如理作意和不如理作意？不比故不如理作一者的相续中，未生诸漏生起，已生诸漏增长。这比库如理作意者的相续中，未生诸漏不生起，已生诸漏被舍断。</w:t>
       </w:r>
     </w:p>
     <w:p>
@@ -5738,7 +5738,7 @@
         <w:rPr>
           <w:b w:val="0"/>
         </w:rPr>
-        <w:t>[00:55:49.370] 一切肉经呢，大家先阐明舍断猪肉，已舍断了猪肉就不会再生。事实上呢，舍断已生的猪肉它是适合的。之后呢，再论述生起猪肉是不恰当的。因此呢，也依照我们可总说相反的方式来说，诸比哭不如力作一者的相续中未生。猪肉升起啊，以生猪肉增长啊，所以呢，我们今天呢，是把一切肉经呢来开个头啊啊就哎佛陀讲呢，这这个已知已见者呢。它有这个诸漏的灭尽，不知不见者呢啊，它不会有诸漏的灭尽。那什么是与之于见者呢？就是如理作意和不如理作意。那我们要做一个已知已见者了，好好祝福大家啊，我们一起来回想功德。</w:t>
+        <w:t>[00:55:49.370] 一切漏经呢，大家先阐明舍断诸漏，已舍断了诸漏就不会再生。事实上呢，舍断已生的诸漏它是适合的。之后呢，再论述生起诸漏是不恰当的。因此呢，也依照我们可总说相反的方式来说，诸比库不如力作一者的相续中未生。诸漏升起啊，以生诸漏增长啊，所以呢，我们今天呢，是把一切漏经呢来开个头啊啊就哎佛陀讲呢，这这个已知已见者呢。它有这个诸漏的灭尽，不知不见者呢啊，它不会有诸漏的灭尽。那什么是与之于见者呢？就是如理作意和不如理作意。那我们要做一个已知已见者了，好好祝福大家啊，我们一起来回想功德。</w:t>
       </w:r>
     </w:p>
     <w:p>
@@ -5841,7 +5841,7 @@
         <w:rPr>
           <w:b w:val="0"/>
         </w:rPr>
-        <w:t>[00:00:00.160] 我婆。南无多萨，南无。不说。南无南无，阿弥以及那位至尊阿汉，正是觉者。啊，各位尊者，各位灵师，各位贤友，晚善吉祥三三啊，我们继续来学习四欲流之的，如理作意的。</w:t>
+        <w:t>[00:00:00.160] 我婆。南无多萨，南无。不说。南无南无，阿弥以及那位至尊阿汉，正是觉者。啊，各位尊者，各位灵师，各位贤友，晚善吉祥三三啊，我们继续来学习四预流支的，如理作意的。</w:t>
       </w:r>
     </w:p>
     <w:p>
@@ -5871,52 +5871,52 @@
         <w:rPr>
           <w:b w:val="0"/>
         </w:rPr>
-        <w:t>[00:01:19.740] 那佛陀在一切漏经的开篇呢，就说朱比库，我将教导你们防护一切漏的法门，以及啊，朱比库我说，对于知者见者有诸漏的灭尽，而非不知者不见者。诸比库知见什么者有诸漏的灭尽呢？如理作意和不如理作意，这比空不如理作意者的相续中，未生诸肉生起，已生诸漏增长。自比哭如理作意者的相续中，未生诸肉不生起，已生诸肉被舍断。那佛陀还说，诸比库有漏应由见舍断，有漏应由防护舍断，有漏应由受用舍断，有漏应由忍耐舍断，有漏应由回避时段，有的应由去除时段，有的应由休息时段。</w:t>
-      </w:r>
-    </w:p>
-    <w:p>
-      <w:pPr>
-        <w:ind w:left="170"/>
-        <w:pBdr>
-          <w:left w:val="single" w:sz="18" w:space="4" w:color="1E4620"/>
-        </w:pBdr>
-        <w:shd w:val="clear" w:fill="F2F5FA"/>
-      </w:pPr>
-      <w:r>
-        <w:rPr>
-          <w:b w:val="0"/>
-        </w:rPr>
-        <w:t>[00:02:14.880] 所以呢，我们在前面的课里面呢，解释了什么是漏啊，以及什么是防护，什么是知者见者有诸漏的灭尽。那大家应该明白，佛陀说知如理作意啊，见如理作意者才有烦恼的灭尽，而不如理作意者的相聚中会生诸肉生气，一生诸肉增长。那对于未生的猪肉生起已生已生猪肉增长呢，这这些的词语呢，这些的佛陀的教导呢，在著书里面是说在未生的诸肉身体中，当知得到先前未曾获得的一等资具。或者侍者啊，共住弟子啊，门生中的其他可意对境后，不如你作以为他净乐者生起诸肉。或者对其他某种从未体验过的。</w:t>
-      </w:r>
-    </w:p>
-    <w:p>
-      <w:pPr>
-        <w:ind w:left="170"/>
-        <w:pBdr>
-          <w:left w:val="single" w:sz="18" w:space="4" w:color="1E4620"/>
-        </w:pBdr>
-        <w:shd w:val="clear" w:fill="F2F5FA"/>
-      </w:pPr>
-      <w:r>
-        <w:rPr>
-          <w:b w:val="0"/>
-        </w:rPr>
-        <w:t>[00:03:14.180] 所缘啊，这样那样不如理作意者生起诸漏，即是未生起的那些漏生起。而实际上呢，作为有情啊，在无始的轮回当中啊。其实没有未生起猪肉，我们所有的肉都生起过啊，意思是这样啊。</w:t>
-      </w:r>
-    </w:p>
-    <w:p>
-      <w:pPr>
-        <w:ind w:left="170"/>
-        <w:pBdr>
-          <w:left w:val="single" w:sz="18" w:space="4" w:color="1E4620"/>
-        </w:pBdr>
-        <w:shd w:val="clear" w:fill="F2F5FA"/>
-      </w:pPr>
-      <w:r>
-        <w:rPr>
-          <w:b w:val="0"/>
-        </w:rPr>
-        <w:t>[00:03:35.700] 并且呢，在他曾经体验过的事物或者所缘中呢，啊，可能由于当时没有烦恼啊，这个原本清净，或者由于通过诵习呀，辩问啊，学得啊，从事新的工作啊，如理作语中的某些行为啊啊疏漏呢，先前并没有生起啊。之后呢，因为像刚才那样的那句话说的那样的缘而突然升起。但这些些肉呢？这些肉呢，也是属于未生起的猪肉。而生起。那么，当猪肉一再升起于那些事物和所缘的时候呢，就被称为说已生的猪肉增长啊，</w:t>
+        <w:t>[00:01:19.740] 那佛陀在一切漏经的开篇呢，就说朱比库，我将教导你们防护一切漏的法门，以及啊，朱比库我说，对于知者见者有诸漏的灭尽，而非不知者不见者。诸比库知见什么者有诸漏的灭尽呢？如理作意和不如理作意，这比空不如理作意者的相续中，未生诸漏生起，已生诸漏增长。自比库如理作意者的相续中，未生诸漏不生起，已生诸漏被舍断。那佛陀还说，诸比库有漏应由见舍断，有漏应由防护舍断，有漏应由受用舍断，有漏应由忍耐舍断，有漏应由回避时段，有的应由去除时段，有的应由休息时段。</w:t>
+      </w:r>
+    </w:p>
+    <w:p>
+      <w:pPr>
+        <w:ind w:left="170"/>
+        <w:pBdr>
+          <w:left w:val="single" w:sz="18" w:space="4" w:color="1E4620"/>
+        </w:pBdr>
+        <w:shd w:val="clear" w:fill="F2F5FA"/>
+      </w:pPr>
+      <w:r>
+        <w:rPr>
+          <w:b w:val="0"/>
+        </w:rPr>
+        <w:t>[00:02:14.880] 所以呢，我们在前面的课里面呢，解释了什么是漏啊，以及什么是防护，什么是知者见者有诸漏的灭尽。那大家应该明白，佛陀说知如理作意啊，见如理作意者才有烦恼的灭尽，而不如理作意者的相聚中会生诸漏生气，一生诸漏增长。那对于未生的诸漏生起已生已生诸漏增长呢，这这些的词语呢，这些的佛陀的教导呢，在著书里面是说在未生的诸漏身体中，当知得到先前未曾获得的一等资具。或者侍者啊，共住弟子啊，门生中的其他可意对境后，不如你作以为他净乐者生起诸漏。或者对其他某种从未体验过的。</w:t>
+      </w:r>
+    </w:p>
+    <w:p>
+      <w:pPr>
+        <w:ind w:left="170"/>
+        <w:pBdr>
+          <w:left w:val="single" w:sz="18" w:space="4" w:color="1E4620"/>
+        </w:pBdr>
+        <w:shd w:val="clear" w:fill="F2F5FA"/>
+      </w:pPr>
+      <w:r>
+        <w:rPr>
+          <w:b w:val="0"/>
+        </w:rPr>
+        <w:t>[00:03:14.180] 所缘啊，这样那样不如理作意者生起诸漏，即是未生起的那些漏生起。而实际上呢，作为有情啊，在无始的轮回当中啊。其实没有未生起诸漏，我们所有的漏都生起过啊，意思是这样啊。</w:t>
+      </w:r>
+    </w:p>
+    <w:p>
+      <w:pPr>
+        <w:ind w:left="170"/>
+        <w:pBdr>
+          <w:left w:val="single" w:sz="18" w:space="4" w:color="1E4620"/>
+        </w:pBdr>
+        <w:shd w:val="clear" w:fill="F2F5FA"/>
+      </w:pPr>
+      <w:r>
+        <w:rPr>
+          <w:b w:val="0"/>
+        </w:rPr>
+        <w:t>[00:03:35.700] 并且呢，在他曾经体验过的事物或者所缘中呢，啊，可能由于当时没有烦恼啊，这个原本清净，或者由于通过诵习呀，辩问啊，学得啊，从事新的工作啊，如理作语中的某些行为啊啊疏漏呢，先前并没有生起啊。之后呢，因为像刚才那样的那句话说的那样的缘而突然升起。但这些些漏呢？这些漏呢，也是属于未生起的诸漏。而生起。那么，当诸漏一再升起于那些事物和所缘的时候呢，就被称为说已生的诸漏增长啊，</w:t>
       </w:r>
     </w:p>
     <w:p>
@@ -5976,37 +5976,37 @@
         <w:rPr>
           <w:b w:val="0"/>
         </w:rPr>
-        <w:t>[00:13:11.680] 那接下来呢，我们刚刚佛陀讲的有漏应由见舍断啊。佛陀说，诸比库哪些漏应由见者断呢？于此诸比库无闻凡夫，不见诸圣者，不熟知于圣法，不受教于圣法，不见于诸善事，不熟知于善事法，不受教于善事法。</w:t>
-      </w:r>
-    </w:p>
-    <w:p>
-      <w:pPr>
-        <w:ind w:left="170"/>
-        <w:pBdr>
-          <w:left w:val="single" w:sz="18" w:space="4" w:color="1E4620"/>
-        </w:pBdr>
-        <w:shd w:val="clear" w:fill="F2F5FA"/>
-      </w:pPr>
-      <w:r>
-        <w:rPr>
-          <w:b w:val="0"/>
-        </w:rPr>
-        <w:t>[00:13:37.360] 不知应着意之法，不知不应着意之法。他不知应作一法啊，他不知应作一法，不知不应作一法。哪些法不应作意呢？哪些法那些哪些法不应作意却作意那些法，哪些法应作意却不作意？那些法诸比库。哪些法不应作意却被作意呢？诸比库作意某些法者的相续中，未生欲漏生起，已生欲漏增长，或者呢，未生有漏生起，已生有漏增长，或者呢，未生无名漏生起啊。以生无明漏增长啊，这些法呢是不应作意却被作意啊，诸比哭。哪些法应作意却不被作意呢？诸作比哭，</w:t>
-      </w:r>
-    </w:p>
-    <w:p>
-      <w:pPr>
-        <w:ind w:left="170"/>
-        <w:pBdr>
-          <w:left w:val="single" w:sz="18" w:space="4" w:color="1E4620"/>
-        </w:pBdr>
-        <w:shd w:val="clear" w:fill="F2F5FA"/>
-      </w:pPr>
-      <w:r>
-        <w:rPr>
-          <w:b w:val="0"/>
-        </w:rPr>
-        <w:t>[00:14:28.110] 注意某些。法者的相聚中，未生欲漏不生起，已生欲漏被舍断，或未生有漏不生起，已生有漏被舍断，或未生无名漏不生起，或啊这个已生无名漏被舍断。那这些法呢，是应作意却未被作意，那因为不如理作意，故呢，它的相续中呢，未生诸肉生起，已生诸肉增长。</w:t>
+        <w:t>[00:13:11.680] 那接下来呢，我们刚刚佛陀讲的有漏应由见舍断啊。佛陀说，诸比库哪些漏应由见者断呢？于此诸比库无闻凡夫，不见诸圣者，不熟知于圣法，不受教于圣法，不见于诸善士，不熟知于善士法，不受教于善士法。</w:t>
+      </w:r>
+    </w:p>
+    <w:p>
+      <w:pPr>
+        <w:ind w:left="170"/>
+        <w:pBdr>
+          <w:left w:val="single" w:sz="18" w:space="4" w:color="1E4620"/>
+        </w:pBdr>
+        <w:shd w:val="clear" w:fill="F2F5FA"/>
+      </w:pPr>
+      <w:r>
+        <w:rPr>
+          <w:b w:val="0"/>
+        </w:rPr>
+        <w:t>[00:13:37.360] 不知应着意之法，不知不应着意之法。他不知应作一法啊，他不知应作一法，不知不应作一法。哪些法不应作意呢？哪些法那些哪些法不应作意却作意那些法，哪些法应作意却不作意？那些法诸比库。哪些法不应作意却被作意呢？诸比库作意某些法者的相续中，未生欲漏生起，已生欲漏增长，或者呢，未生有漏生起，已生有漏增长，或者呢，未生无名漏生起啊。以生无明漏增长啊，这些法呢是不应作意却被作意啊，诸比库。哪些法应作意却不被作意呢？诸作比库，</w:t>
+      </w:r>
+    </w:p>
+    <w:p>
+      <w:pPr>
+        <w:ind w:left="170"/>
+        <w:pBdr>
+          <w:left w:val="single" w:sz="18" w:space="4" w:color="1E4620"/>
+        </w:pBdr>
+        <w:shd w:val="clear" w:fill="F2F5FA"/>
+      </w:pPr>
+      <w:r>
+        <w:rPr>
+          <w:b w:val="0"/>
+        </w:rPr>
+        <w:t>[00:14:28.110] 注意某些。法者的相聚中，未生欲漏不生起，已生欲漏被舍断，或未生有漏不生起，已生有漏被舍断，或未生无名漏不生起，或啊这个已生无名漏被舍断。那这些法呢，是应作意却未被作意，那因为不如理作意，故呢，它的相续中呢，未生诸漏生起，已生诸漏增长。</w:t>
       </w:r>
     </w:p>
     <w:p>
@@ -6081,7 +6081,7 @@
         <w:rPr>
           <w:b w:val="0"/>
         </w:rPr>
-        <w:t>[00:17:24.880] 那第四种是一人说法啊，佛陀讲诸诸比哭，何为恶趣怖畏呢？啊，就今有一类人如是思维由生恶行于未来，有恶果报啊，这是一人说法。那一切漏经呢，就属于这种地四类的就是一人说法好。</w:t>
+        <w:t>[00:17:24.880] 那第四种是一人说法啊，佛陀讲诸诸比库，何为恶趣怖畏呢？啊，就今有一类人如是思维由生恶行于未来，有恶果报啊，这是一人说法。那一切漏经呢，就属于这种地四类的就是一人说法好。</w:t>
       </w:r>
     </w:p>
     <w:p>
@@ -6319,7 +6319,7 @@
         <w:rPr>
           <w:b w:val="0"/>
         </w:rPr>
-        <w:t>[00:00:57.840] 上一堂课呢？啊，我们学习了啊。这个。由于十六种疑呢而生起啊六种邪见哦。那。如何？去除这些邪见呢？啊，那佛陀说。诸比库据闻圣地子见诸圣者。熟知于圣法，受教于圣法，见诸善事。除之于善事法，受教于善事法。</w:t>
+        <w:t>[00:00:57.840] 上一堂课呢？啊，我们学习了啊。这个。由于十六种疑呢而生起啊六种邪见哦。那。如何？去除这些邪见呢？啊，那佛陀说。诸比库据闻圣地子见诸圣者。熟知于圣法，受教于圣法，见诸善士。除之于善士法，受教于善士法。</w:t>
       </w:r>
     </w:p>
     <w:p>
@@ -6349,22 +6349,22 @@
         <w:rPr>
           <w:b w:val="0"/>
         </w:rPr>
-        <w:t>[00:01:55.450] 诸比库作意。某些法者的相聚中，未生欲肉生起，已生欲漏增长，或未生有漏生起，已生有漏增长，或未生无明漏生起，已生无明漏增长，这些法不应作意，即不作意作比库。哪些法应作意即被作意呢？</w:t>
-      </w:r>
-    </w:p>
-    <w:p>
-      <w:pPr>
-        <w:ind w:left="170"/>
-        <w:pBdr>
-          <w:left w:val="single" w:sz="18" w:space="4" w:color="1E4620"/>
-        </w:pBdr>
-        <w:shd w:val="clear" w:fill="F2F5FA"/>
-      </w:pPr>
-      <w:r>
-        <w:rPr>
-          <w:b w:val="0"/>
-        </w:rPr>
-        <w:t>[00:02:18.050] 隔比库。所以某些法的相续中，未生欲乐不生起，已生欲乐被舍断。或未生有漏不生起，已生有漏被舍断，或未生无明漏不生起，已生无明漏被舍断。这些法应作意，即被作意。如理作意，故他的相续中，未生诸肉不生，已生诸肉被舍断他如理作意，这是苦如理作意，这是苦集如理作意，这是苦灭，如理作意，这是去向苦灭之道。他如此如理作意而舍断三节有生见以戒进去不必哭。这些漏称为应由见舍断。</w:t>
+        <w:t>[00:01:55.450] 诸比库作意。某些法者的相聚中，未生欲漏生起，已生欲漏增长，或未生有漏生起，已生有漏增长，或未生无明漏生起，已生无明漏增长，这些法不应作意，即不作意作比库。哪些法应作意即被作意呢？</w:t>
+      </w:r>
+    </w:p>
+    <w:p>
+      <w:pPr>
+        <w:ind w:left="170"/>
+        <w:pBdr>
+          <w:left w:val="single" w:sz="18" w:space="4" w:color="1E4620"/>
+        </w:pBdr>
+        <w:shd w:val="clear" w:fill="F2F5FA"/>
+      </w:pPr>
+      <w:r>
+        <w:rPr>
+          <w:b w:val="0"/>
+        </w:rPr>
+        <w:t>[00:02:18.050] 隔比库。所以某些法的相续中，未生欲乐不生起，已生欲乐被舍断。或未生有漏不生起，已生有漏被舍断，或未生无明漏不生起，已生无明漏被舍断。这些法应作意，即被作意。如理作意，故他的相续中，未生诸漏不生，已生诸漏被舍断他如理作意，这是苦如理作意，这是苦集如理作意，这是苦灭，如理作意，这是去向苦灭之道。他如此如理作意而舍断三节有生见以戒进去不必哭。这些漏称为应由见舍断。</w:t>
       </w:r>
     </w:p>
     <w:p>
@@ -6544,7 +6544,7 @@
         <w:rPr>
           <w:b w:val="0"/>
         </w:rPr>
-        <w:t>[00:16:09.080] 有生见为生起六见之一啊。由此而说呢，做比库这些漏称为因由见舍断。那因为那个邪见呢，啊，与一同俱生，一同舍断。的猪肉哈是一起舍断的。所以当贱肉被舍断的时候呢，和它俱生的四种跟邪见相应的贪嗔心啊，就是越具邪见相应有形一心，越具邪见相应无形一心月色。具邪见相应有形心舍聚邪见相应无形于形中的欲漏。</w:t>
+        <w:t>[00:16:09.080] 有生见为生起六见之一啊。由此而说呢，做比库这些漏称为因由见舍断。那因为那个邪见呢，啊，与一同俱生，一同舍断。的诸漏哈是一起舍断的。所以当贱漏被舍断的时候呢，和它俱生的四种跟邪见相应的贪嗔心啊，就是越具邪见相应有形一心，越具邪见相应无形一心月色。具邪见相应有形心舍聚邪见相应无形于形中的欲漏。</w:t>
       </w:r>
     </w:p>
     <w:p>
@@ -6604,7 +6604,7 @@
         <w:rPr>
           <w:b w:val="0"/>
         </w:rPr>
-        <w:t>[00:20:42.500] 佛陀说，诸比库哪些漏应由防护舍端呢？于此诸比库比库如理醒思后防护眼根防护而著说比哭，那位不防护眼根防护而住者的相续中生起哪些漏呢？啊，凡复眼根繁复而住者的相续中则不会如此而有内邪漏苦珀啊，热闹。如你醒时后防护耳根，防护而住，防护鼻子。根防护而住防护，舌根防护而住防护、生根防护而住防护，一根防护而出啊等等好猪皮库内位不防护一根。</w:t>
+        <w:t>[00:20:42.500] 佛陀说，诸比库哪些漏应由防护舍断呢？于此诸比库比库如理醒思后防护眼根防护而著说比库，那位不防护眼根防护而住者的相续中生起哪些漏呢？啊，凡复眼根繁复而住者的相续中则不会如此而有内邪漏苦珀啊，热闹。如你醒时后防护耳根，防护而住，防护鼻子。根防护而住防护，舌根防护而住防护、生根防护而住防护，一根防护而出啊等等好诸比库内位不防护一根。</w:t>
       </w:r>
     </w:p>
     <w:p>
@@ -6649,22 +6649,22 @@
         <w:rPr>
           <w:b w:val="0"/>
         </w:rPr>
-        <w:t>[00:41:55.400] 如何以受用者断。好，我都说猪比哭，哪些肉应由受用舍断呢？于是猪比哭。比库如离醒之后受用衣，只是为了防护寒冷，为了防御炎热，为了防御盲蚊风吹日晒爬虫类的触挠，只是为了遮蔽羞处。如你醒之后受用食物，不为嬉戏，不为骄慢，不为装饰，不为庄严，只是为了此生助力存续，为了停止伤害，为了资助放行。如此，我将消除旧受，并使新受不生，我将维持生命无过且安住。如你醒时后受用坐卧处，只是为了防御寒冷，为了防御炎热，为了防御盲文风吹日晒爬虫类的触挠，只是为了免除季候的危险而好独处之乐。</w:t>
-      </w:r>
-    </w:p>
-    <w:p>
-      <w:pPr>
-        <w:ind w:left="170"/>
-        <w:pBdr>
-          <w:left w:val="single" w:sz="18" w:space="4" w:color="1E4620"/>
-        </w:pBdr>
-        <w:shd w:val="clear" w:fill="F2F5FA"/>
-      </w:pPr>
-      <w:r>
-        <w:rPr>
-          <w:b w:val="0"/>
-        </w:rPr>
-        <w:t>[00:42:41.580] 如理醒之后，受用病者所需的医药之具，只是为了消除与身体的病苦之受，为了尽量没有生苦戈壁哭对不如理受用某种之具者有诸漏，苦破热恼生起。对如理受用者，则无奈泄漏苦破热恼生起诸比哭。这些漏称为应由受用舍断啊，这个我们每天都在省思的哈。</w:t>
+        <w:t>[00:41:55.400] 如何以受用者断。好，我都说诸比库，哪些漏应由受用舍断呢？于是诸比库。比库如离醒之后受用衣，只是为了防护寒冷，为了防御炎热，为了防御盲蚊风吹日晒爬虫类的触挠，只是为了遮蔽羞处。如你醒之后受用食物，不为嬉戏，不为骄慢，不为装饰，不为庄严，只是为了此生助力存续，为了停止伤害，为了资助放行。如此，我将消除旧受，并使新受不生，我将维持生命无过且安住。如你醒时后受用坐卧处，只是为了防御寒冷，为了防御炎热，为了防御盲文风吹日晒爬虫类的触挠，只是为了免除季候的危险而好独处之乐。</w:t>
+      </w:r>
+    </w:p>
+    <w:p>
+      <w:pPr>
+        <w:ind w:left="170"/>
+        <w:pBdr>
+          <w:left w:val="single" w:sz="18" w:space="4" w:color="1E4620"/>
+        </w:pBdr>
+        <w:shd w:val="clear" w:fill="F2F5FA"/>
+      </w:pPr>
+      <w:r>
+        <w:rPr>
+          <w:b w:val="0"/>
+        </w:rPr>
+        <w:t>[00:42:41.580] 如理醒之后，受用病者所需的医药之具，只是为了消除与身体的病苦之受，为了尽量没有生苦戈壁哭对不如理受用某种之具者有诸漏，苦破热恼生起。对如理受用者，则无奈泄漏苦破热恼生起诸比库。这些漏称为应由受用舍断啊，这个我们每天都在省思的哈。</w:t>
       </w:r>
     </w:p>
     <w:p>
@@ -6694,37 +6694,37 @@
         <w:rPr>
           <w:b w:val="0"/>
         </w:rPr>
-        <w:t>[00:43:19.420] 那么在这里呢，我们要知道，仅仅是对于需求尚未获得的啊四之句者呢？或乐着于已经获得的四字句者来说呢？那你的欲漏就会升起。那我们要知道，对于啊如此透过需求而有乐着者来说呢，他抱着我，将在别的成就之友或者善去之中得到像这样的词语的想法的时候呢，他的有漏就会生去啊。但是对于如此之时我想者来说呢，我想到我得不到或者这是我的财物的想法生起的时候，见了我就生气。那与所有三落俱生的吃呢，是无名肉。啊，应当如实了知四种肉生起，并且依心受的产生而了知果报，它的果报有热闹啊。所以这个只要有三漏俱生呢，啊，就有无名漏，</w:t>
-      </w:r>
-    </w:p>
-    <w:p>
-      <w:pPr>
-        <w:ind w:left="170"/>
-        <w:pBdr>
-          <w:left w:val="single" w:sz="18" w:space="4" w:color="1E4620"/>
-        </w:pBdr>
-        <w:shd w:val="clear" w:fill="F2F5FA"/>
-      </w:pPr>
-      <w:r>
-        <w:rPr>
-          <w:b w:val="0"/>
-        </w:rPr>
-        <w:t>[00:44:22.920] 好，那佛陀讲诸比库这些漏称为应由受用舍断呢，是指对每一种资具呢，都各自分为四种漏，而有十六种漏啊。啊，四种肉加上四种字具啊，就四四一十六啊，都应由啊称为自防护的醒狮受用来舍断。所以刚才呢，我们讲根本防护呢，它是练防护，而受用手段呢，它是要治防护，所以你要思维啊，还要如理省思啊对。那所以呢，这里的如理作意呢，它更多的是塑形的作椅啊。啊，那我们下一个来看啊，佛陀讲诸比库乃些漏应有忍耐手段呢。于此，诸比库比库如理醒思后，</w:t>
-      </w:r>
-    </w:p>
-    <w:p>
-      <w:pPr>
-        <w:ind w:left="170"/>
-        <w:pBdr>
-          <w:left w:val="single" w:sz="18" w:space="4" w:color="1E4620"/>
-        </w:pBdr>
-        <w:shd w:val="clear" w:fill="F2F5FA"/>
-      </w:pPr>
-      <w:r>
-        <w:rPr>
-          <w:b w:val="0"/>
-        </w:rPr>
-        <w:t>[00:45:12.650] 忍受冷热饥渴、盲蚊、风吹日晒、爬虫类的触挠，忍耐辱骂诽谤之语，忍耐已生的痛苦、怜悯猛烈尖锐不适，不可以夺命的身兽。隔壁窟对不忍耐者有诸肉苦迫，热闹身体。对忍耐者，则无那些漏。琥珀热闹生起各位哭，这些漏称为应由忍耐手段。</w:t>
+        <w:t>[00:43:19.420] 那么在这里呢，我们要知道，仅仅是对于需求尚未获得的啊四之句者呢？或乐着于已经获得的四字句者来说呢？那你的欲漏就会升起。那我们要知道，对于啊如此透过需求而有乐着者来说呢，他抱着我，将在别的成就之友或者善去之中得到像这样的词语的想法的时候呢，他的有漏就会生去啊。但是对于如此之时我想者来说呢，我想到我得不到或者这是我的财物的想法生起的时候，见了我就生气。那与所有三落俱生的吃呢，是无名漏。啊，应当如实了知四种漏生起，并且依心受的产生而了知果报，它的果报有热闹啊。所以这个只要有三漏俱生呢，啊，就有无名漏，</w:t>
+      </w:r>
+    </w:p>
+    <w:p>
+      <w:pPr>
+        <w:ind w:left="170"/>
+        <w:pBdr>
+          <w:left w:val="single" w:sz="18" w:space="4" w:color="1E4620"/>
+        </w:pBdr>
+        <w:shd w:val="clear" w:fill="F2F5FA"/>
+      </w:pPr>
+      <w:r>
+        <w:rPr>
+          <w:b w:val="0"/>
+        </w:rPr>
+        <w:t>[00:44:22.920] 好，那佛陀讲诸比库这些漏称为应由受用舍断呢，是指对每一种资具呢，都各自分为四种漏，而有十六种漏啊。啊，四种漏加上四种字具啊，就四四一十六啊，都应由啊称为自防护的醒狮受用来舍断。所以刚才呢，我们讲根本防护呢，它是练防护，而受用手段呢，它是要治防护，所以你要思维啊，还要如理省思啊对。那所以呢，这里的如理作意呢，它更多的是速行的作椅啊。啊，那我们下一个来看啊，佛陀讲诸比库乃些漏应有忍耐手段呢。于此，诸比库比库如理醒思后，</w:t>
+      </w:r>
+    </w:p>
+    <w:p>
+      <w:pPr>
+        <w:ind w:left="170"/>
+        <w:pBdr>
+          <w:left w:val="single" w:sz="18" w:space="4" w:color="1E4620"/>
+        </w:pBdr>
+        <w:shd w:val="clear" w:fill="F2F5FA"/>
+      </w:pPr>
+      <w:r>
+        <w:rPr>
+          <w:b w:val="0"/>
+        </w:rPr>
+        <w:t>[00:45:12.650] 忍受冷热饥渴、盲蚊、风吹日晒、爬虫类的触挠，忍耐辱骂诽谤之语，忍耐已生的痛苦、怜悯猛烈尖锐不适，不可以夺命的身兽。隔壁窟对不忍耐者有诸漏苦迫，热闹身体。对忍耐者，则无那些漏。琥珀热闹生起各位哭，这些漏称为应由忍耐手段。</w:t>
       </w:r>
     </w:p>
     <w:p>
@@ -6902,7 +6902,7 @@
         <w:rPr>
           <w:b w:val="0"/>
         </w:rPr>
-        <w:t>[00:01:17.460] 应由回避摔断之路啊。佛陀说，诸比库哪些漏应由回避舍端呢？于此诸比库，比库如理醒狮后，回避凶相，回避凶马，回避凶牛，回避凶狗蛇树桩荆棘处，绝壁断崖。污水池、污水沟。坐于怎样的非座位，行于怎样的飞行处，结交怎样的恶友。有志的。同犯行者会相信他处于恶处，他如理行之后，便回避那些非座位那样的非行处那样的恶友。对比库，对不回避者有诸漏，苦破热闹生起，对于回避者则无那些漏，苦破热闹生起。对比库，这些漏称为应由回避舍段。</w:t>
+        <w:t>[00:01:17.460] 应由回避摔断之路啊。佛陀说，诸比库哪些漏应由回避舍断呢？于此诸比库，比库如理醒狮后，回避凶相，回避凶马，回避凶牛，回避凶狗蛇树桩荆棘处，绝壁断崖。污水池、污水沟。坐于怎样的非座位，行于怎样的飞行处，结交怎样的恶友。有志的。同犯行者会相信他处于恶处，他如理行之后，便回避那些非座位那样的非行处那样的恶友。对比库，对不回避者有诸漏，苦破热闹生起，对于回避者则无那些漏，苦破热闹生起。对比库，这些漏称为应由回避舍断。</w:t>
       </w:r>
     </w:p>
     <w:p>
@@ -6962,7 +6962,7 @@
         <w:rPr>
           <w:b w:val="0"/>
         </w:rPr>
-        <w:t>[00:06:51.140] 那接下来呢？是啊，如何啊？这个去除舌段哪些漏有去除舌段啊？佛陀说，诸比库乃些肉，应由去除舍断呢。于此诸比库比库如理省思后，不容忍以生起的欲行而舍断破除除去令不再有。以生起的称寻，已生起的害寻。不容忍每次生起的诸恶不善法而舍断破除、除去令不再有诸。比如对不去除者，有诸漏苦破热恼生起，对去除者则无那些漏苦破热恼生起诸比哭则成为因由去除手段。</w:t>
+        <w:t>[00:06:51.140] 那接下来呢？是啊，如何啊？这个去除舌段哪些漏有去除舌段啊？佛陀说，诸比库乃些漏，应由去除舍断呢。于此诸比库比库如理省思后，不容忍以生起的欲行而舍断破除除去令不再有。以生起的称寻，已生起的害寻。不容忍每次生起的诸恶不善法而舍断破除、除去令不再有诸。比如对不去除者，有诸漏苦破热恼生起，对去除者则无那些漏苦破热恼生起诸比库则成为因由去除手段。</w:t>
       </w:r>
     </w:p>
     <w:p>
@@ -6992,7 +6992,7 @@
         <w:rPr>
           <w:b w:val="0"/>
         </w:rPr>
-        <w:t>[00:08:26.820] 那第二个词呢，我们前面有讲过了哈，阿比瓦萨纳啊是安忍好。那这里呢，叫那瓦啊，是不容忍不能安忍啊。那这里呢，是对这个欲行欲思维呀，称思维呀，害思维呀。他我们要保持这种不容忍的态度啊，因为我们经常会听一句话叫零容忍，是不是零容忍？那我们是不是对我们的欲寻生群害行这些恶不善群呢，有这种零容忍的态度啊。然后如果这个看到这个呢，就应该这个把它去除哈，去除折断。所以呢，这个如理醒之后不容忍以生的欲行等等啊这一段话呢。</w:t>
+        <w:t>[00:08:26.820] 那第二个词呢，我们前面有讲过了哈，阿迪瓦萨纳啊是安忍好。那这里呢，叫那瓦啊，是不容忍不能安忍啊。那这里呢，是对这个欲行欲思维呀，称思维呀，害思维呀。他我们要保持这种不容忍的态度啊，因为我们经常会听一句话叫零容忍，是不是零容忍？那我们是不是对我们的欲寻生群害行这些恶不善群呢，有这种零容忍的态度啊。然后如果这个看到这个呢，就应该这个把它去除哈，去除折断。所以呢，这个如理醒之后不容忍以生的欲行等等啊这一段话呢。</w:t>
       </w:r>
     </w:p>
     <w:p>
@@ -7277,7 +7277,7 @@
         <w:rPr>
           <w:b w:val="0"/>
         </w:rPr>
-        <w:t>[00:43:36.840] 啊，那么有些我们的习惯啊，你是可以追溯到很过去很多真的啊，我们大部分人的习惯养成或者认知行为模式的形成呢，他这个多生多世。形成的东西，那如果你真的是未来希望自己早一点身体道果的话，那你就需要在你生命当中重要的那几条这种惯性啊，把它找出来。它只要是能形成巨形生形害性，影响你的禅修，就影响你的直观的时候，你就要把它找出来。</w:t>
+        <w:t>[00:43:36.840] 啊，那么有些我们的习惯啊，你是可以追溯到很过去很多真的啊，我们大部分人的习惯养成或者认知行为模式的形成呢，他这个多生多世。形成的东西，那如果你真的是未来希望自己早一点身体道果的话，那你就需要在你生命当中重要的那几条这种惯性啊，把它找出来。它只要是能形成巨形生形害性，影响你的禅修，就影响你的止观的时候，你就要把它找出来。</w:t>
       </w:r>
     </w:p>
     <w:p>
@@ -7442,7 +7442,7 @@
         <w:rPr>
           <w:b w:val="0"/>
         </w:rPr>
-        <w:t>[00:49:30.500] 转完以后呢，要注意上下啊。如果你其他呢，我们讲说这个同样的修不尽啊。如果你起优受了，或者你称心了，我们就修慈心啊。然后你再回到善法上来，回到四念处上来。</w:t>
+        <w:t>[00:49:30.500] 转完以后呢，要注意上下啊。如果你其他呢，我们讲说这个同样的修不尽啊。如果你起优受了，或者你嗔心了，我们就修慈心啊。然后你再回到善法上来，回到四念处上来。</w:t>
       </w:r>
     </w:p>
     <w:p>
@@ -7487,37 +7487,37 @@
         <w:rPr>
           <w:b w:val="0"/>
         </w:rPr>
-        <w:t>[00:54:54.620] 最后呢，我们再来学习一切漏经里面的修习舍段啊。在这里呢，佛陀讲诸比库哪些漏应由修习舍段呢？于此诸比库比库如理醒思后修习一直远离，一直离贪，一直灭，转向放舍的念觉知。如离醒思后修习色法觉知修习精进觉知修习，喜觉知修习轻安觉知修习病觉知修习，一直远离一止离贪依止灭转向放舍的舍，觉知这比库对不修息者有诸肉苦珀，热闹生起，对修息者则无奈些，漏苦破热闹生起作比库，这些漏称为应有修习舍段。</w:t>
-      </w:r>
-    </w:p>
-    <w:p>
-      <w:pPr>
-        <w:ind w:left="170"/>
-        <w:pBdr>
-          <w:left w:val="single" w:sz="18" w:space="4" w:color="1E4620"/>
-        </w:pBdr>
-        <w:shd w:val="clear" w:fill="F2F5FA"/>
-      </w:pPr>
-      <w:r>
-        <w:rPr>
-          <w:b w:val="0"/>
-        </w:rPr>
-        <w:t>[00:55:34.570] 这比库若对彼部，应由见舍断之漏，它已由见舍段应由防护舍段之漏已由防护舍段，应由受用舍段之漏已由受用舍段，应由忍耐舍断之漏，由忍耐舍段，应由回避舍段之漏，以由回避舍段，应由去除舍段之漏，已由去除舍段，应由修息舍段。</w:t>
-      </w:r>
-    </w:p>
-    <w:p>
-      <w:pPr>
-        <w:ind w:left="170"/>
-        <w:pBdr>
-          <w:left w:val="single" w:sz="18" w:space="4" w:color="1E4620"/>
-        </w:pBdr>
-        <w:shd w:val="clear" w:fill="F2F5FA"/>
-      </w:pPr>
-      <w:r>
-        <w:rPr>
-          <w:b w:val="0"/>
-        </w:rPr>
-        <w:t>[00:55:54.860] 之乐以由修习者传作比窟，则比窟称为防护一切漏而住，以断可爱，以解结缚。正确的现观漫故以作苦之边际。巴嘎啊如此说，那些比不满意与欢喜。巴嘎娃之所说啊，这个是修息舍段啊。</w:t>
+        <w:t>[00:54:54.620] 最后呢，我们再来学习一切漏经里面的修习舍断啊。在这里呢，佛陀讲诸比库哪些漏应由修习舍断呢？于此诸比库比库如理醒思后修习一直远离，一直离贪，一直灭，转向放舍的念觉知。如离醒思后修习色法觉知修习精进觉知修习，喜觉知修习轻安觉知修习病觉知修习，一直远离一止离贪依止灭转向放舍的舍，觉知这比库对不修息者有诸漏苦珀，热闹生起，对修息者则无奈些，漏苦破热闹生起作比库，这些漏称为应有修习舍断。</w:t>
+      </w:r>
+    </w:p>
+    <w:p>
+      <w:pPr>
+        <w:ind w:left="170"/>
+        <w:pBdr>
+          <w:left w:val="single" w:sz="18" w:space="4" w:color="1E4620"/>
+        </w:pBdr>
+        <w:shd w:val="clear" w:fill="F2F5FA"/>
+      </w:pPr>
+      <w:r>
+        <w:rPr>
+          <w:b w:val="0"/>
+        </w:rPr>
+        <w:t>[00:55:34.570] 这比库若对彼部，应由见舍断之漏，它已由见舍断应由防护舍断之漏已由防护舍断，应由受用舍断之漏已由受用舍断，应由忍耐舍断之漏，由忍耐舍断，应由回避舍断之漏，以由回避舍断，应由去除舍断之漏，已由去除舍断，应由修息舍断。</w:t>
+      </w:r>
+    </w:p>
+    <w:p>
+      <w:pPr>
+        <w:ind w:left="170"/>
+        <w:pBdr>
+          <w:left w:val="single" w:sz="18" w:space="4" w:color="1E4620"/>
+        </w:pBdr>
+        <w:shd w:val="clear" w:fill="F2F5FA"/>
+      </w:pPr>
+      <w:r>
+        <w:rPr>
+          <w:b w:val="0"/>
+        </w:rPr>
+        <w:t>[00:55:54.860] 之乐以由修习者传作比库，则比库称为防护一切漏而住，以断可爱，以解结缚。正确的现观漫故以作苦之边际。巴嘎啊如此说，那些比不满意与欢喜。巴嘎娃之所说啊，这个是修息舍断啊。</w:t>
       </w:r>
     </w:p>
     <w:p>
@@ -7547,37 +7547,37 @@
         <w:rPr>
           <w:b w:val="0"/>
         </w:rPr>
-        <w:t>[00:57:14.640] 那么通过对以上一柱的解释呢，我们可以看到忍耐的结果呢，它都是导向上半身去。导向对自他的超越啊，那如果不能够导向上法升起的强人呢？其实是强忍的嗔心在翻滚。啊，只是不表现出来而已，所以这个不是阿比瓦萨纳。啊，请大家一定要明白啊。那我们就需要观察，是不是通过不对他人低劣行为和言语进行排斥的方式而提升超越自己。啊，有这样呢，就能称为忍耐，没有这样呢，就不是忍耐，就不是阿迪瓦萨纳。所以呢，我们从刚才的这个这个讲的故事来看，</w:t>
-      </w:r>
-    </w:p>
-    <w:p>
-      <w:pPr>
-        <w:ind w:left="170"/>
-        <w:pBdr>
-          <w:left w:val="single" w:sz="18" w:space="4" w:color="1E4620"/>
-        </w:pBdr>
-        <w:shd w:val="clear" w:fill="F2F5FA"/>
-      </w:pPr>
-      <w:r>
-        <w:rPr>
-          <w:b w:val="0"/>
-        </w:rPr>
-        <w:t>&gt; [00:58:05.080] 我们也知道说忍耐它总是跟这个正精进相伴的对吧。</w:t>
-      </w:r>
-    </w:p>
-    <w:p>
-      <w:pPr>
-        <w:ind w:left="170"/>
-        <w:pBdr>
-          <w:left w:val="single" w:sz="18" w:space="4" w:color="1E4620"/>
-        </w:pBdr>
-        <w:shd w:val="clear" w:fill="F2F5FA"/>
-      </w:pPr>
-      <w:r>
-        <w:rPr>
-          <w:b w:val="0"/>
-        </w:rPr>
-        <w:t>[01:00:16.560] 这一个五经情志，那也就是说呢，刚才我们学习到就是。这个阿迪瓦萨纳呢，他都是要跟正精进在一起的。就是他这种能够超越啊别人的习性，然后超越自己啊的习性呢，啊，他一定是要有这种正精进。正精进就是。这个已生善法令生起，未生善法令增长好啊，未生善法令生起啊，就以以生不善令断除未生不善令不生啊，那就是说那个时候你有没有真正的。阿比瓦萨那有没有真正的忍耐，你需要看你有没有超越，有没有生起善法这样来定的哦。</w:t>
+        <w:t>[00:56:45.040] 那么通过对以上一柱的解释呢，我们可以看到忍耐的结果呢，它都是导向上半身去。导向对自他的超越啊，那如果不能够导向上法升起的强人呢？其实是强忍的嗔心在翻滚。啊，只是不表现出来而已，所以这个不是阿迪瓦萨纳。啊，请大家一定要明白啊。那我们就需要观察，是不是通过不对他人低劣行为和言语进行排斥的方式而提升超越自己。啊，有这样呢，就能称为忍耐，没有这样呢，就不是忍耐，就不是阿迪瓦萨纳。所以呢，我们从刚才的这个这个讲的故事来看，</w:t>
+      </w:r>
+    </w:p>
+    <w:p>
+      <w:pPr>
+        <w:ind w:left="170"/>
+        <w:pBdr>
+          <w:left w:val="single" w:sz="18" w:space="4" w:color="1E4620"/>
+        </w:pBdr>
+        <w:shd w:val="clear" w:fill="F2F5FA"/>
+      </w:pPr>
+      <w:r>
+        <w:rPr>
+          <w:b w:val="0"/>
+        </w:rPr>
+        <w:t>&gt; [00:57:54.140] 我们也知道说忍耐它总是跟这个正精进相伴的对吧。</w:t>
+      </w:r>
+    </w:p>
+    <w:p>
+      <w:pPr>
+        <w:ind w:left="170"/>
+        <w:pBdr>
+          <w:left w:val="single" w:sz="18" w:space="4" w:color="1E4620"/>
+        </w:pBdr>
+        <w:shd w:val="clear" w:fill="F2F5FA"/>
+      </w:pPr>
+      <w:r>
+        <w:rPr>
+          <w:b w:val="0"/>
+        </w:rPr>
+        <w:t>[01:00:12.320] 这一个五经情志，那也就是说呢，刚才我们学习到就是。这个阿迪瓦萨纳呢，他都是要跟正精进在一起的。就是他这种能够超越啊别人的习性，然后超越自己啊的习性呢，啊，他一定是要有这种正精进。正精进就是。这个已生善法令生起，未生善法令增长好啊，未生善法令生起啊，就以以生不善令断除未生不善令不生啊，那就是说那个时候你有没有真正的。阿迪瓦萨纳有没有真正的忍耐，你需要看你有没有超越，有没有生起善法这样来定的哦。</w:t>
       </w:r>
     </w:p>
     <w:p>
@@ -7607,22 +7607,22 @@
         <w:rPr>
           <w:b w:val="0"/>
         </w:rPr>
-        <w:t>[01:02:49.280] 那佛陀为什么把七觉知就按这样的次第来排序呢？那根据相应不觉知相应火星佛陀说都比哭。我说念乃一切处所需，由于念对其余一切觉知有支柱性，因而先说念觉知。在那念觉知之后，讲述其讲述其余觉知的前后次序的时候呢？</w:t>
-      </w:r>
-    </w:p>
-    <w:p>
-      <w:pPr>
-        <w:ind w:left="170"/>
-        <w:pBdr>
-          <w:left w:val="single" w:sz="18" w:space="4" w:color="1E4620"/>
-        </w:pBdr>
-        <w:shd w:val="clear" w:fill="F2F5FA"/>
-      </w:pPr>
-      <w:r>
-        <w:rPr>
-          <w:b w:val="0"/>
-        </w:rPr>
-        <w:t>[01:05:01.140] 那为什么不多不少七觉知呢？啊，佛陀为何只说七觉知呢？啊，他说对峙这种。倦说啊，萎靡或者昏沉。睡眠要举及一切处需要的缘故，即使说七觉之中的三觉之对峙劝说。相应，不觉之相应。佛经中佛陀讲周比夫何时心卷说那时即修习择法觉知之时，修习精进觉知之时，修习喜觉之之时。</w:t>
+        <w:t>[01:02:49.280] 那佛陀为什么把七觉知就按这样的次第来排序呢？那根据相应不觉知相应火星佛陀说都比库。我说念乃一切处所需，由于念对其余一切觉知有支柱性，因而先说念觉知。在那念觉知之后，讲述其讲述其余觉知的前后次序的时候呢？</w:t>
+      </w:r>
+    </w:p>
+    <w:p>
+      <w:pPr>
+        <w:ind w:left="170"/>
+        <w:pBdr>
+          <w:left w:val="single" w:sz="18" w:space="4" w:color="1E4620"/>
+        </w:pBdr>
+        <w:shd w:val="clear" w:fill="F2F5FA"/>
+      </w:pPr>
+      <w:r>
+        <w:rPr>
+          <w:b w:val="0"/>
+        </w:rPr>
+        <w:t>[01:05:01.140] 那为什么不多不少七觉知呢？啊，佛陀为何只说七觉知呢？啊，他说对峙这种。倦说啊，萎靡或者昏沉。睡眠要举及一切处需要的缘故，即使说七觉之中的三觉之对峙劝说。相应，不觉之相应。佛经中佛陀讲周比库何时心卷说那时即修习择法觉知之时，修习精进觉知之时，修习喜觉之之时。</w:t>
       </w:r>
     </w:p>
     <w:p>
@@ -7682,7 +7682,7 @@
         <w:rPr>
           <w:b w:val="0"/>
         </w:rPr>
-        <w:t>[01:13:51.870] 那么现在呢，我们学完哈就赞叹啊，已经以这七种因舍断诸肉的比，不时阐明了其舍断诸肉的利益。并且呢，佛陀又以这些因鼓励有情人，请有情门致力于值得赞叹且有大利益的舍断猪肉时啊，佛陀说诸比库，若比库应以见舍断之肉，他们以由见舍断啊，到最后以终结苦者。啊，那若应由见舍断呢，就是应由见舍断之肉就由见舍断它们啊，不对，未舍断之肉有已有已舍断想啊。那后面的这个防护一切漏防护呢，就通过防护一切漏而封闭，或者通过一切漏的封闭而封闭啊，然后切断可爱啊，解除结果啊，正确的现观漫故啊。</w:t>
+        <w:t>[01:13:51.870] 那么现在呢，我们学完哈就赞叹啊，已经以这七种因舍断诸漏的比，不时阐明了其舍断诸漏的利益。并且呢，佛陀又以这些因鼓励有情人，请有情门致力于值得赞叹且有大利益的舍断诸漏时啊，佛陀说诸比库，若比库应以见舍断之漏，他们以由见舍断啊，到最后以终结苦者。啊，那若应由见舍断呢，就是应由见舍断之漏就由见舍断它们啊，不对，未舍断之漏有已有已舍断想啊。那后面的这个防护一切漏防护呢，就通过防护一切漏而封闭，或者通过一切漏的封闭而封闭啊，然后切断可爱啊，解除结果啊，正确的现观漫故啊。</w:t>
       </w:r>
     </w:p>
     <w:p>

--- a/交付成果/第三轮修订版/第三轮4周版/读书会22_四预流支_4周资料包（第三版修订）/Word版/第3周_如理作意（一·二）_学员版.docx
+++ b/交付成果/第三轮修订版/第三轮4周版/读书会22_四预流支_4周资料包（第三版修订）/Word版/第3周_如理作意（一·二）_学员版.docx
@@ -827,22 +827,22 @@
         <w:rPr>
           <w:b w:val="0"/>
         </w:rPr>
-        <w:t>[00:01:01.335] 我们啊进入如理作意哈。呃。啊，如理作意呢。巴黎叫尤里索马拉迪卡拉啊。马拉西卡拉呢，就是作意，我们学过作意心所啊。知道有个座椅心锁他的巴利叫马拉比卡拉。啊，有，你说呢。啊，就是。如理啊。那这个如理呢，它在不同的语境里面呢。是有啊，不同的解释。比如我们每天这个如理省思的时候，把第三开有你走啊。巴蒂三卡有那个也是有你手。啊，那叫如理省思啊。那这个如理行事呢，就是以正确的方式来行事，这叫有理所嘛啊。那。</w:t>
-      </w:r>
-    </w:p>
-    <w:p>
-      <w:pPr>
-        <w:ind w:left="170"/>
-        <w:pBdr>
-          <w:left w:val="single" w:sz="18" w:space="4" w:color="1E4620"/>
-        </w:pBdr>
-        <w:shd w:val="clear" w:fill="F2F5FA"/>
-      </w:pPr>
-      <w:r>
-        <w:rPr>
-          <w:b w:val="0"/>
-        </w:rPr>
-        <w:t>[00:02:22.280] 如理作意呢。在这里呢，他是说从无常苦我的角度。从。一切因缘法本源的角度去作意啊。那一切因缘所生法，它都是无常苦无我的。啊，它都是缘起的。好。那如果我们这样作意呢？就称为叫尤尼索玛纳西卡拉。啊就是如理作意。那只要不是对于一切因缘所生。法不是从。缘起的无常苦无我的角度去看。就不是有里索马拉吉卡拉。</w:t>
+        <w:t>[00:01:01.335] 我们啊进入如理作意哈。呃。啊，如理作意呢。巴黎叫尤里索马拉迪卡拉啊。马拉西卡拉呢，就是作意，我们学过作意心所啊。知道有个作意心锁他的巴利叫作意。啊，有，你说呢。啊，就是。如理啊。那这个如理呢，它在不同的语境里面呢。是有啊，不同的解释。比如我们每天这个如理省思的时候，把第三开有你走啊。巴蒂三卡有那个也是有你手。啊，那叫如理省思啊。那这个如理行事呢，就是以正确的方式来行事，这叫有理所嘛啊。那。</w:t>
+      </w:r>
+    </w:p>
+    <w:p>
+      <w:pPr>
+        <w:ind w:left="170"/>
+        <w:pBdr>
+          <w:left w:val="single" w:sz="18" w:space="4" w:color="1E4620"/>
+        </w:pBdr>
+        <w:shd w:val="clear" w:fill="F2F5FA"/>
+      </w:pPr>
+      <w:r>
+        <w:rPr>
+          <w:b w:val="0"/>
+        </w:rPr>
+        <w:t>[00:02:22.280] 如理作意呢。在这里呢，他是说从无常苦我的角度。从。一切因缘法本源的角度去作意啊。那一切因缘所生法，它都是无常苦无我的。啊，它都是缘起的。好。那如果我们这样作意呢？就称为叫尤尼索玛纳西卡拉。啊就是如理作意。那只要不是对于一切因缘所生。法不是从。缘起的无常苦无我的角度去看。就不是有里索作意。</w:t>
       </w:r>
     </w:p>
     <w:p>
@@ -917,7 +917,7 @@
         <w:rPr>
           <w:b w:val="0"/>
         </w:rPr>
-        <w:t>[00:04:58.060] 他他首先第一个是作意，心所的那个作意，就心所的作意，就是变一切心心的心所。那个心锁呢？心锁什么心锁？那个座椅的意思是易作。什么叫易作呢？就你把那个所缘放到你心里面来。在心里面去造作它类似于这样。啊。就你的心去做，以这个所缘。啊，或者把这个所言引到你的心里面来，去译作它。好，这叫心所的作用，就是你的心的一个数字。啊，你只要有所缘出现。啊。这个你就一定会有这个作意心所，因为作意心所是变一切性的心所。变一切心的心锁就是你，你任何心都会有这个作意心锁。</w:t>
+        <w:t>[00:04:58.060] 他他首先第一个是作意，心所的那个作意，就心所的作意，就是变一切心心的心所。那个心锁呢？心锁什么心锁？那个作意的意思是易作。什么叫易作呢？就你把那个所缘放到你心里面来。在心里面去造作它类似于这样。啊。就你的心去做，以这个所缘。啊，或者把这个所言引到你的心里面来，去译作它。好，这叫心所的作用，就是你的心的一个数字。啊，你只要有所缘出现。啊。这个你就一定会有这个作意心所，因为作意心所是变一切性的心所。变一切心的心锁就是你，你任何心都会有这个作意心锁。</w:t>
       </w:r>
     </w:p>
     <w:p>
@@ -947,7 +947,7 @@
         <w:rPr>
           <w:b w:val="0"/>
         </w:rPr>
-        <w:t>[00:06:38.080] 啊，这个叫速行座椅哦。那还有一个作用呢叫。新路座椅。心路作用就是我要不要争取这样的心路。类似于这样。好。你现在坐在这儿。啊。这个想不想看一下外面的风景？啊。那。如果你看出去，你就会有眼门心路生起来。你若不看出去。他就没有眼门心路升起来啊。</w:t>
+        <w:t>[00:06:38.080] 啊，这个叫速行作意哦。那还有一个作用呢叫。心路作意。心路作用就是我要不要争取这样的心路。类似于这样。好。你现在坐在这儿。啊。这个想不想看一下外面的风景？啊。那。如果你看出去，你就会有眼门心路生起来。你若不看出去。他就没有眼门心路升起来啊。</w:t>
       </w:r>
     </w:p>
     <w:p>
@@ -977,22 +977,22 @@
         <w:rPr>
           <w:b w:val="0"/>
         </w:rPr>
-        <w:t>[00:08:02.220] 那么这个桌椅呢，其实我们在讲桌椅心锁的时候呢，啊有突出的给大家讲到。那了解这三种座椅，它其实很重要。那第一个心，这个心锁的作意呢？它是变一切心的心所作意，它是易作啊，所以我们经常以前那个。</w:t>
-      </w:r>
-    </w:p>
-    <w:p>
-      <w:pPr>
-        <w:ind w:left="170"/>
-        <w:pBdr>
-          <w:left w:val="single" w:sz="18" w:space="4" w:color="1E4620"/>
-        </w:pBdr>
-        <w:shd w:val="clear" w:fill="F2F5FA"/>
-      </w:pPr>
-      <w:r>
-        <w:rPr>
-          <w:b w:val="0"/>
-        </w:rPr>
-        <w:t>[00:08:25.940] 在讲心锁的时候，不是给大家讲过怎么样用这个寻心锁？怎么样用这个四心说，怎么样用这个座椅心说，怎么样用这个面心说，对吧？啊。</w:t>
+        <w:t>[00:08:02.220] 那么这个桌椅呢，其实我们在讲桌椅心锁的时候呢，啊有突出的给大家讲到。那了解这三种作意，它其实很重要。那第一个心，这个心锁的作意呢？它是变一切心的心所作意，它是易作啊，所以我们经常以前那个。</w:t>
+      </w:r>
+    </w:p>
+    <w:p>
+      <w:pPr>
+        <w:ind w:left="170"/>
+        <w:pBdr>
+          <w:left w:val="single" w:sz="18" w:space="4" w:color="1E4620"/>
+        </w:pBdr>
+        <w:shd w:val="clear" w:fill="F2F5FA"/>
+      </w:pPr>
+      <w:r>
+        <w:rPr>
+          <w:b w:val="0"/>
+        </w:rPr>
+        <w:t>[00:08:25.940] 在讲心锁的时候，不是给大家讲过怎么样用这个寻心锁？怎么样用这个四心说，怎么样用这个作意心说，怎么样用这个面心说，对吧？啊。</w:t>
       </w:r>
     </w:p>
     <w:p>
@@ -1052,7 +1052,7 @@
         <w:rPr>
           <w:b w:val="0"/>
         </w:rPr>
-        <w:t>[00:09:45.520] 那入心座椅呢？就我们讲说，该看的看，不该看的不看，该吃的吃，不该吃的别吃，该想的想，不该想的别想。他就是入心作意啊，你不去折腾这些事儿，你的心不会端起。我们一心一用的时候，你心就平静。你满脑子整天就都这个这个这个这个杂乱无章的所缘的时候，你坐下来，你的心也是满天飞呀。啊，你停不下来。啊，所以入心作意就决定了心里能不能平静。</w:t>
+        <w:t>[00:09:45.520] 那入心作意呢？就我们讲说，该看的看，不该看的不看，该吃的吃，不该吃的别吃，该想的想，不该想的别想。他就是入心作意啊，你不去折腾这些事儿，你的心不会端起。我们一心一用的时候，你心就平静。你满脑子整天就都这个这个这个这个杂乱无章的所缘的时候，你坐下来，你的心也是满天飞呀。啊，你停不下来。啊，所以入心作意就决定了心里能不能平静。</w:t>
       </w:r>
     </w:p>
     <w:p>
@@ -1082,7 +1082,7 @@
         <w:rPr>
           <w:b w:val="0"/>
         </w:rPr>
-        <w:t>[00:10:28.340] 对，所以那对于这个座椅呢，我们需要。搞清楚这个马拉西塔拉好。好，当然在这里呢，我们今天讲的是yo尼索马西卡拉是如理作意，那如理作意它就是速行的作意。简单来讲，就是对一切人事物的态度。啊。对一切所缘，你想对他做出什么样的思，什么样的行为？啊。身语意的行为，也就是那个速行。速行就是对这个所缘有什么样的行动？那我们所做的行动如果不能如理的话。啊，我们也知道，他就是很多不善业就被你造下。啊。那不用说不善业，即使是善业不导向涅槃的善业都是轮回，何况是不善业呢？啊。这就很重要。</w:t>
+        <w:t>[00:10:28.340] 对，所以那对于这个作意呢，我们需要。搞清楚这个作意好。好，当然在这里呢，我们今天讲的是yo尼索马西卡拉是如理作意，那如理作意它就是速行的作意。简单来讲，就是对一切人事物的态度。啊。对一切所缘，你想对他做出什么样的思，什么样的行为？啊。身语意的行为，也就是那个速行。速行就是对这个所缘有什么样的行动？那我们所做的行动如果不能如理的话。啊，我们也知道，他就是很多不善业就被你造下。啊。那不用说不善业，即使是善业不导向涅槃的善业都是轮回，何况是不善业呢？啊。这就很重要。</w:t>
       </w:r>
     </w:p>
     <w:p>
@@ -1643,7 +1643,7 @@
         <w:rPr>
           <w:b w:val="0"/>
         </w:rPr>
-        <w:t>[00:30:33.800] 啊，那些。跟欲漏有漏无名漏相关的。贪嗔痴的苏行心就会升起。要么你是贪，要么你是撑，对吧？啊，就是让胃生诸漏生气，原来好好的。啊，突然间人家说一句话啊，恶向胆边生对诸漏生起啊。嗯，那么野生植物呢，还会增长？啊，人家都跑来跟你讲说啊。Me呀。有稻草人一行有稻草人诶你看有稻草人了，对，那有野生诸漏增长，我已经很生气了，你还在给我讲讲一堆大道理啊对诶就不如意作意啊，不如意作意的时候是已生诸漏生起，未生诸漏会更大。但是诸比库当如理作意时，能让未生诸漏不生气。已生诸漏。被射断。</w:t>
+        <w:t>[00:30:33.800] 啊，那些。跟欲漏有漏无名漏相关的。贪嗔痴的苏行心就会升起。要么你是贪，要么你是瞋，对吧？啊，就是让胃生诸漏生气，原来好好的。啊，突然间人家说一句话啊，恶向胆边生对诸漏生起啊。嗯，那么野生植物呢，还会增长？啊，人家都跑来跟你讲说啊。Me呀。有稻草人一行有稻草人诶你看有稻草人了，对，那有野生诸漏增长，我已经很生气了，你还在给我讲讲一堆大道理啊对诶就不如意作意啊，不如意作意的时候是已生诸漏生起，未生诸漏会更大。但是诸比库当如理作意时，能让未生诸漏不生气。已生诸漏。被射断。</w:t>
       </w:r>
     </w:p>
     <w:p>
@@ -1718,37 +1718,37 @@
         <w:rPr>
           <w:b w:val="0"/>
         </w:rPr>
-        <w:t>[00:33:55.020] 怎样去如理作意。第一个是建设段。建设段就是认知战。啊，你从你的见解上解决这个问题。啊第二个呢，有漏可以以防护舍断。防护手段就刚才讲的那个五种防护啊，对吧，好或者呢就是啊。这个。这个不看了，不听了啊，我们要守护根本的角度。啊，不去接触。这防护得当。那有漏，可以受用舍断。啊就受用我们我们单位需要那么多呢。哎。啊，就是对于比库来讲，就是医食住药嘛。对于在家人来讲，其实也是差不多。啊。也是差不多意思，主要这些内容呢，对。啊，然后除此之外增加的都是多余的啊生不带来死不带走的。哎。然后。这个接下来呢。</w:t>
-      </w:r>
-    </w:p>
-    <w:p>
-      <w:pPr>
-        <w:ind w:left="170"/>
-        <w:pBdr>
-          <w:left w:val="single" w:sz="18" w:space="4" w:color="1E4620"/>
-        </w:pBdr>
-        <w:shd w:val="clear" w:fill="F2F5FA"/>
-      </w:pPr>
-      <w:r>
-        <w:rPr>
-          <w:b w:val="0"/>
-        </w:rPr>
-        <w:t>[00:35:01.780] 第四个是忍耐手段。好。啊。忍耐手段呢，刚才我们已经讲过了啊。啊。所以第五一个呢是回避手段。啊，避开。啊。</w:t>
-      </w:r>
-    </w:p>
-    <w:p>
-      <w:pPr>
-        <w:ind w:left="170"/>
-        <w:pBdr>
-          <w:left w:val="single" w:sz="18" w:space="4" w:color="1E4620"/>
-        </w:pBdr>
-        <w:shd w:val="clear" w:fill="F2F5FA"/>
-      </w:pPr>
-      <w:r>
-        <w:rPr>
-          <w:b w:val="0"/>
-        </w:rPr>
-        <w:t>[00:35:15.280] 第六一个呢是去除手段。啊。去除扯断呢？又要。去除什么呢？去除欲寻称旬害旬。啊，这个去除呢，就是那个惯性，我们一般讲的梳理。啊，这样，我们一再给大家讲你禅修啊，日常生活中要观察。你有哪一些欲寻称寻害寻？寻是什么呢？就是习惯了。就是你的心不断的形成一个寻的习惯，总是要去。啊。那那个呢，就是你要去找到他的习惯啊，然后我们讲成为五盖的啊，要去除五盖呢，就要去除。啊，那去除呢，这个要怎么去如理做一去除呢？啊，这个这个我们后面会再详细讲呢。</w:t>
+        <w:t>[00:33:55.020] 怎样去如理作意。第一个是建设段。建设段就是认知战。啊，你从你的见解上解决这个问题。啊第二个呢，有漏可以以防护舍断。防护舍断就刚才讲的那个五种防护啊，对吧，好或者呢就是啊。这个。这个不看了，不听了啊，我们要守护根本的角度。啊，不去接触。这防护得当。那有漏，可以受用舍断。啊就受用我们我们单位需要那么多呢。哎。啊，就是对于比库来讲，就是医食住药嘛。对于在家人来讲，其实也是差不多。啊。也是差不多意思，主要这些内容呢，对。啊，然后除此之外增加的都是多余的啊生不带来死不带走的。哎。然后。这个接下来呢。</w:t>
+      </w:r>
+    </w:p>
+    <w:p>
+      <w:pPr>
+        <w:ind w:left="170"/>
+        <w:pBdr>
+          <w:left w:val="single" w:sz="18" w:space="4" w:color="1E4620"/>
+        </w:pBdr>
+        <w:shd w:val="clear" w:fill="F2F5FA"/>
+      </w:pPr>
+      <w:r>
+        <w:rPr>
+          <w:b w:val="0"/>
+        </w:rPr>
+        <w:t>[00:35:01.780] 第四个是忍耐舍断。好。啊。忍耐舍断呢，刚才我们已经讲过了啊。啊。所以第五一个呢是回避舍断。啊，避开。啊。</w:t>
+      </w:r>
+    </w:p>
+    <w:p>
+      <w:pPr>
+        <w:ind w:left="170"/>
+        <w:pBdr>
+          <w:left w:val="single" w:sz="18" w:space="4" w:color="1E4620"/>
+        </w:pBdr>
+        <w:shd w:val="clear" w:fill="F2F5FA"/>
+      </w:pPr>
+      <w:r>
+        <w:rPr>
+          <w:b w:val="0"/>
+        </w:rPr>
+        <w:t>[00:35:15.280] 第六一个呢是去除舍断。啊。去除扯断呢？又要。去除什么呢？去除欲寻称旬害旬。啊，这个去除呢，就是那个惯性，我们一般讲的梳理。啊，这样，我们一再给大家讲你禅修啊，日常生活中要观察。你有哪一些欲寻称寻害寻？寻是什么呢？就是习惯了。就是你的心不断的形成一个寻的习惯，总是要去。啊。那那个呢，就是你要去找到他的习惯啊，然后我们讲成为五盖的啊，要去除五盖呢，就要去除。啊，那去除呢，这个要怎么去如理做一去除呢？啊，这个这个我们后面会再详细讲呢。</w:t>
       </w:r>
     </w:p>
     <w:p>
@@ -1793,7 +1793,7 @@
         <w:rPr>
           <w:b w:val="0"/>
         </w:rPr>
-        <w:t>[00:37:48.340] 佛陀说诸比库哪些漏可以建舍断呢？在此诸比库无闻凡夫不见诸圣者，不熟知圣法，不受圣法调教，不见诸善士，不熟知善士法，不受善士法调教，不知应作意之法，不知不应作意之法。他不知应着于之法，不知不应着意之法，故对那些不应着意之法，却作于那些法。对那些应着于之法，却不着于那些法。好，那么这里呢，这个你看我们看到一个是。圣者对吧，啊，不见诸圣者啊，不熟知圣法。啊，不受善法调教，再一个是不见诸善士，不熟知善士法，不受善士法调教。那这个圣者和善智呢？这里都是指佛陀，独觉佛和这个。传承佛陀教导的啊，佛弟子啊。那么。</w:t>
+        <w:t>[00:37:48.340] 佛陀说诸比库哪些漏可以建舍断呢？在此诸比库无闻凡夫不见诸圣者，不熟知圣法，不受圣法调教，不见诸善士，不熟知善士法，不受善士法调教，不知应作意之法，不知不应作意之法。他不知应着于之法，不知不应着意之法，故对那些不应着意之法，却作于那些法。对那些应着于之法，却不着于那些法。好，那么这里呢，这个你看我们看到一个是。圣者对吧，啊，不见诸圣者啊，不熟知圣法。啊，不受善法调教，再一个是不见诸善士，不熟知善士法，不受善士法调教。那这个圣者和善士呢？这里都是指佛陀，独觉佛和这个。传承佛陀教导的啊，佛弟子啊。那么。</w:t>
       </w:r>
     </w:p>
     <w:p>
@@ -1973,22 +1973,22 @@
         <w:rPr>
           <w:b w:val="0"/>
         </w:rPr>
-        <w:t>[00:45:16.620] 啊。佛陀讲的说。不应不知应作意之法和不知不应作意之法。啊，这个应作意和不应作意，它指的是什么呢？啊预著里面讲说。这个应注意啊，或者叫值得注意的话。啊，应作意是值得作意的话，或者直的转向。啊，值得带入心中的话，就像我们讲究这个啊入心作意好。啊啊，直的转向他心直的转向他心，直的把它带入心中的那种作用啊。那是什么呢？那会成为不善啊。不善法生起的啊，会成为不善法生起的静音的作意方式呢。都是不值得注意的方式。那步骤里面有。进一步讲说以带来利益和快乐的方式，而值得的就是值得注意的。</w:t>
-      </w:r>
-    </w:p>
-    <w:p>
-      <w:pPr>
-        <w:ind w:left="170"/>
-        <w:pBdr>
-          <w:left w:val="single" w:sz="18" w:space="4" w:color="1E4620"/>
-        </w:pBdr>
-        <w:shd w:val="clear" w:fill="F2F5FA"/>
-      </w:pPr>
-      <w:r>
-        <w:rPr>
-          <w:b w:val="0"/>
-        </w:rPr>
-        <w:t>[00:46:25.260] 那么这里呢，应该座椅呢，是指直的座椅，好，那比如说对于上把。以长乐网进为。不值得。座椅啊。那就是是善法，但是你把它当做常乐瓦解，那这种方式是不值得。座椅的。那么对于上榜，对于不上榜。啊，你看的，这是碰到是不善法，那一不善法，你认为哦，这是无常苦我的。这反而他是可以作意的，好。那因为呢，可以在上把。</w:t>
+        <w:t>[00:45:16.620] 啊。佛陀讲的说。不应不知应作意之法和不知不应作意之法。啊，这个应作意和不应作意，它指的是什么呢？啊预著里面讲说。这个应注意啊，或者叫值得注意的话。啊，应作意是值得作意的话，或者直的转向。啊，值得带入心中的话，就像我们讲究这个啊入心作意好。啊啊，直的转向他心直的转向他心，直的把它带入心中的那种作用啊。那是什么呢？那会成为不善啊。不善法生起的啊，会成为不善法生起的近因的作意方式呢。都是不值得注意的方式。那步骤里面有。进一步讲说以带来利益和快乐的方式，而值得的就是值得注意的。</w:t>
+      </w:r>
+    </w:p>
+    <w:p>
+      <w:pPr>
+        <w:ind w:left="170"/>
+        <w:pBdr>
+          <w:left w:val="single" w:sz="18" w:space="4" w:color="1E4620"/>
+        </w:pBdr>
+        <w:shd w:val="clear" w:fill="F2F5FA"/>
+      </w:pPr>
+      <w:r>
+        <w:rPr>
+          <w:b w:val="0"/>
+        </w:rPr>
+        <w:t>[00:46:25.260] 那么这里呢，应该作意呢，是指直的作意，好，那比如说对于上把。以长乐网进为。不值得。作意啊。那就是是善法，但是你把它当做常乐瓦解，那这种方式是不值得。作意的。那么对于上榜，对于不上榜。啊，你看的，这是碰到是不善法，那一不善法，你认为哦，这是无常苦我的。这反而他是可以作意的，好。那因为呢，可以在上把。</w:t>
       </w:r>
     </w:p>
     <w:p>
@@ -2545,22 +2545,22 @@
         <w:rPr>
           <w:b w:val="0"/>
         </w:rPr>
-        <w:t>[00:02:08.380] 那作意呢，有三种作意啊，一种呢叫锁源作意，一种叫呢就是所源作意呢，就是我们普通的这个作意心所啊。还有一个叫入心作椅啊，入心座椅呢，就是我们转向就是啊，我们升起来一个心，哎，我们想去听啊，我们想去看啊啊，那么这样的转向为听转向为看，转向一闻啊，好五门的方向，这个而而升起这个五门心路啊，这叫做入心作用啊。</w:t>
-      </w:r>
-    </w:p>
-    <w:p>
-      <w:pPr>
-        <w:ind w:left="170"/>
-        <w:pBdr>
-          <w:left w:val="single" w:sz="18" w:space="4" w:color="1E4620"/>
-        </w:pBdr>
-        <w:shd w:val="clear" w:fill="F2F5FA"/>
-      </w:pPr>
-      <w:r>
-        <w:rPr>
-          <w:b w:val="0"/>
-        </w:rPr>
-        <w:t>[00:02:39.020] 那第三一个叫速行作意啊，这个速行作意呢，这个就是在这里讲的如理作意或者不如理作意。那在大书操中说呢，事实上是在所源上对易采取行动，就是刚才讲的这个那个啊，心锁的那个作用哈。在所源上对E采取行动和E和所源是连在一起啊，所以可以说是说成是在E上对所源采取行动啊啊，这个这个，也就是说这个是锁阳作椅哈。好。啊，这个是如理作意的词源解释哈啊。</w:t>
+        <w:t>[00:02:08.380] 那作意呢，有三种作意啊，一种呢叫所缘作意，一种叫呢就是所源作意呢，就是我们普通的这个作意心所啊。还有一个叫入心作意啊，入心作意呢，就是我们转向就是啊，我们升起来一个心，哎，我们想去听啊，我们想去看啊啊，那么这样的转向为听转向为看，转向一闻啊，好五门的方向，这个而而升起这个五门心路啊，这叫做入心作用啊。</w:t>
+      </w:r>
+    </w:p>
+    <w:p>
+      <w:pPr>
+        <w:ind w:left="170"/>
+        <w:pBdr>
+          <w:left w:val="single" w:sz="18" w:space="4" w:color="1E4620"/>
+        </w:pBdr>
+        <w:shd w:val="clear" w:fill="F2F5FA"/>
+      </w:pPr>
+      <w:r>
+        <w:rPr>
+          <w:b w:val="0"/>
+        </w:rPr>
+        <w:t>[00:02:39.020] 那第三一个叫速行作意啊，这个速行作意呢，这个就是在这里讲的如理作意或者不如理作意。那在疏钞中说呢，事实上是在所源上对易采取行动，就是刚才讲的这个那个啊，心锁的那个作用哈。在所源上对E采取行动和E和所源是连在一起啊，所以可以说是说成是在E上对所源采取行动啊啊，这个这个，也就是说这个是所缘作意哈。好。啊，这个是如理作意的词源解释哈啊。</w:t>
       </w:r>
     </w:p>
     <w:p>
@@ -2620,7 +2620,7 @@
         <w:rPr>
           <w:b w:val="0"/>
         </w:rPr>
-        <w:t>[00:05:07.620] 为什么呢？因为如理作意的比库能够舍断不善，培育善。啊，就是如以座椅可以把我们的整个的心流啊转向上。啊，就是我们讲后面的速行啊啊，如果不努力作意呢，那么整个心路呢，就会都是不善的速行。那我们现在遇到的果报，它和过去的业有关？但是现在呢？是造善业还是造不善业呢？却是由我们在面对果报的时候，我们当下的决定。我们不能改变果报啊，果报来呢就必须承受啊，只能承受好的，要承受不好的也要承受。</w:t>
+        <w:t>[00:05:07.620] 为什么呢？因为如理作意的比库能够舍断不善，培育善。啊，就是如以作意可以把我们的整个的心流啊转向上。啊，就是我们讲后面的速行啊啊，如果不努力作意呢，那么整个心路呢，就会都是不善的速行。那我们现在遇到的果报，它和过去的业有关？但是现在呢？是造善业还是造不善业呢？却是由我们在面对果报的时候，我们当下的决定。我们不能改变果报啊，果报来呢就必须承受啊，只能承受好的，要承受不好的也要承受。</w:t>
       </w:r>
     </w:p>
     <w:p>
@@ -2650,7 +2650,7 @@
         <w:rPr>
           <w:b w:val="0"/>
         </w:rPr>
-        <w:t>[00:05:55.420] 但是呢，如果你的心没有经过训练呢，我们的心理习惯呢就是好的就是身体，贪不好的就是身体撑好的我们就去直取，不好的，我们就排斥抗拒。那心呢，它是随着我们这种动物性啊哈动物的习性去自然反应。那由于善果报成熟呢，我们就会遇到好的所缘啊，</w:t>
+        <w:t>[00:05:55.420] 但是呢，如果你的心没有经过训练呢，我们的心理习惯呢就是好的就是身体，贪不好的就是身体瞋好的我们就去直取，不好的，我们就排斥抗拒。那心呢，它是随着我们这种动物性啊哈动物的习性去自然反应。那由于善果报成熟呢，我们就会遇到好的所缘啊，</w:t>
       </w:r>
     </w:p>
     <w:p>
@@ -3235,7 +3235,7 @@
         <w:rPr>
           <w:b w:val="0"/>
         </w:rPr>
-        <w:t>[00:22:43.080] 那无常相呢，有五有十个哈，第一个就是无常阿尼加多。啊，尼角多的意思呢，它就名色啊，我们就是名色就是五蕴嘛哈，它明色呢有两端啊，始端呢是身体，末端呢是外面，它们被称为身起端和坏灭端，那名色并不是长的，它们不能超越坏灭的末端啊。由于不能够跨越坏面的末端，也因为他们有一个身体的始端以及一个坏面的末端，所以他们是无常法。那么在这里呢，不能超越身体的始端呢，是指名色在升起之前并不存在啊，而且等待或准备升起之下也不存在。</w:t>
+        <w:t>[00:22:43.080] 那无常相呢，有五有十个哈，第一个就是无常阿尼加多。啊，尼角多的意思呢，它就名色啊，我们就是名色就是五蕴嘛哈，它名色呢有两端啊，始端呢是身体，末端呢是外面，它们被称为身起端和坏灭端，那名色并不是长的，它们不能超越坏灭的末端啊。由于不能够跨越坏面的末端，也因为他们有一个身体的始端以及一个坏面的末端，所以他们是无常法。那么在这里呢，不能超越身体的始端呢，是指名色在升起之前并不存在啊，而且等待或准备升起之下也不存在。</w:t>
       </w:r>
     </w:p>
     <w:p>
@@ -3400,7 +3400,7 @@
         <w:rPr>
           <w:b w:val="0"/>
         </w:rPr>
-        <w:t>[00:27:42.620] 啊心呢，是以聚生等原力制助心生色，时节呢，是以心子原力呢支助时节生色。石呢，是以时元力呢支助十生色。由于他们并不是业力，所以呢，他不是因不是这个加那干而只是助缘。而果报明法的因呢，黑都讲来讲是业啊，至于烦恼轮转呢，它是无名爱取啊，跟这个上述的色法一样，它是助缘。所以应该做注意呢，作为一切善不善和无记的，现在的因的一处所缘处等都属于助缘。</w:t>
+        <w:t>[00:27:42.620] 啊心呢，是以聚生等原力制助心生色，时节呢，是以心子原力呢支助时节生色。石呢，是以时元力呢支助十生色。由于他们并不是业力，所以呢，他不是因不是这个加那干而只是助缘。而果报名法的因呢，黑都讲来讲是业啊，至于烦恼轮转呢，它是无名爱取啊，跟这个上述的色法一样，它是助缘。所以应该做注意呢，作为一切善不善和无记的，现在的因的一处所缘处等都属于助缘。</w:t>
       </w:r>
     </w:p>
     <w:p>
@@ -3670,7 +3670,7 @@
         <w:rPr>
           <w:b w:val="0"/>
         </w:rPr>
-        <w:t>[00:37:29.780] 第十七呢，是有漏叫萨瓦萨萨萨瓦多啊。它的意思是，作为名色的基因是烦恼轮转，无名爱取是有漏法。这些有漏法生起声，因为五蕴以所缘缘的原理啊。来原理来支助，由于五蕴呢，它这个名色是有漏法的静音，所以呢，他们是有漏，即这种是有漏法的增长。</w:t>
+        <w:t>[00:37:29.780] 第十七呢，是有漏叫萨瓦萨萨萨瓦多啊。它的意思是，作为名色的基因是烦恼轮转，无名爱取是有漏法。这些有漏法生起声，因为五蕴以所缘缘的原理啊。来原理来支助，由于五蕴呢，它这个名色是有漏法的近因，所以呢，他们是有漏，即这种是有漏法的增长。</w:t>
       </w:r>
     </w:p>
     <w:p>
@@ -3895,7 +3895,7 @@
         <w:rPr>
           <w:b w:val="0"/>
         </w:rPr>
-        <w:t>[00:42:48.140] 那第五个呢，是虚啊。多恰到。由于五蕴啊，这个名色里面没有常乐我净，所以呢，他们是虚的，或者，虽然五蕴名色里面没有常乐我心，但并不是说他们不存在于究竟界里。事实上，在究竟界里，五蕴是存在的，它们存在于生起住坏灭的三个小刹那里面。由于究竟法的寿命非常的短暂，只是生住灭三个小刹那而已，所以呢，究竟名色法只能存于非常短暂的时间里面。也因此呢，他们是虚度强虚的另一个意思就是少，非常少。所以五月明色呢是虚啊。啊，那么也就是说呢，</w:t>
+        <w:t>[00:42:48.140] 那第五个呢，是虚啊。多恰到。由于五蕴啊，这个名色里面没有常乐我净，所以呢，他们是虚的，或者，虽然五蕴名色里面没有常乐我心，但并不是说他们不存在于究竟界里。事实上，在究竟界里，五蕴是存在的，它们存在于生起住坏灭的三个小刹那里面。由于究竟法的寿命非常的短暂，只是生住灭三个小刹那而已，所以呢，究竟名色法只能存于非常短暂的时间里面。也因此呢，他们是虚度强虚的另一个意思就是少，非常少。所以五月名色呢是虚啊。啊，那么也就是说呢，</w:t>
       </w:r>
     </w:p>
     <w:p>
@@ -6021,7 +6021,7 @@
         <w:rPr>
           <w:b w:val="0"/>
         </w:rPr>
-        <w:t>[00:14:59.200] 好，那么在译著里解释呢，佛陀提出诸比库那些漏因由件手段之后呢，他就一已经这个佛陀曾经在根本法门经里哈啊所表述的哈的方式呢。开始以啊这个以人为依处的叫法啊。那其实于此诸比库无闻凡夫，不见诸圣者，不熟之于圣法啊。那么这里呢？以见舍断呢，就是指以须陀洹以初果的倒置啊者断。那么此中的这个剑呢，它是不是以肉眼看见，也不是以天眼看见，而是以慧眼去体见涅盘。</w:t>
+        <w:t>[00:14:59.200] 好，那么在译著里解释呢，佛陀提出诸比库那些漏因由件舍断之后呢，他就一已经这个佛陀曾经在根本法门经里哈啊所表述的哈的方式呢。开始以啊这个以人为依处的叫法啊。那其实于此诸比库无闻凡夫，不见诸圣者，不熟之于圣法啊。那么这里呢？以见舍断呢，就是指以须陀洹以初果的倒置啊者断。那么此中的这个剑呢，它是不是以肉眼看见，也不是以天眼看见，而是以慧眼去体见涅盘。</w:t>
       </w:r>
     </w:p>
     <w:p>
@@ -6589,7 +6589,7 @@
         <w:rPr>
           <w:b w:val="0"/>
         </w:rPr>
-        <w:t>[00:20:36.260] 那第二个呢，我们第二部分呢，我们来看一切漏经佛陀讲的啊，防护手段。</w:t>
+        <w:t>[00:20:36.260] 那第二个呢，我们第二部分呢，我们来看一切漏经佛陀讲的啊，防护舍断。</w:t>
       </w:r>
     </w:p>
     <w:p>
@@ -6709,22 +6709,22 @@
         <w:rPr>
           <w:b w:val="0"/>
         </w:rPr>
-        <w:t>[00:44:22.920] 好，那佛陀讲诸比库这些漏称为应由受用舍断呢，是指对每一种资具呢，都各自分为四种漏，而有十六种漏啊。啊，四种漏加上四种字具啊，就四四一十六啊，都应由啊称为自防护的醒狮受用来舍断。所以刚才呢，我们讲根本防护呢，它是练防护，而受用手段呢，它是要治防护，所以你要思维啊，还要如理省思啊对。那所以呢，这里的如理作意呢，它更多的是速行的作椅啊。啊，那我们下一个来看啊，佛陀讲诸比库乃些漏应有忍耐手段呢。于此，诸比库比库如理醒思后，</w:t>
-      </w:r>
-    </w:p>
-    <w:p>
-      <w:pPr>
-        <w:ind w:left="170"/>
-        <w:pBdr>
-          <w:left w:val="single" w:sz="18" w:space="4" w:color="1E4620"/>
-        </w:pBdr>
-        <w:shd w:val="clear" w:fill="F2F5FA"/>
-      </w:pPr>
-      <w:r>
-        <w:rPr>
-          <w:b w:val="0"/>
-        </w:rPr>
-        <w:t>[00:45:12.650] 忍受冷热饥渴、盲蚊、风吹日晒、爬虫类的触挠，忍耐辱骂诽谤之语，忍耐已生的痛苦、怜悯猛烈尖锐不适，不可以夺命的身兽。隔壁窟对不忍耐者有诸漏苦迫，热闹身体。对忍耐者，则无那些漏。琥珀热闹生起各位哭，这些漏称为应由忍耐手段。</w:t>
+        <w:t>[00:44:22.920] 好，那佛陀讲诸比库这些漏称为应由受用舍断呢，是指对每一种资具呢，都各自分为四种漏，而有十六种漏啊。啊，四种漏加上四种字具啊，就四四一十六啊，都应由啊称为自防护的醒狮受用来舍断。所以刚才呢，我们讲根本防护呢，它是练防护，而受用舍断呢，它是要治防护，所以你要思维啊，还要如理省思啊对。那所以呢，这里的如理作意呢，它更多的是速行的作意啊。啊，那我们下一个来看啊，佛陀讲诸比库乃些漏应有忍耐舍断呢。于此，诸比库比库如理醒思后，</w:t>
+      </w:r>
+    </w:p>
+    <w:p>
+      <w:pPr>
+        <w:ind w:left="170"/>
+        <w:pBdr>
+          <w:left w:val="single" w:sz="18" w:space="4" w:color="1E4620"/>
+        </w:pBdr>
+        <w:shd w:val="clear" w:fill="F2F5FA"/>
+      </w:pPr>
+      <w:r>
+        <w:rPr>
+          <w:b w:val="0"/>
+        </w:rPr>
+        <w:t>[00:45:12.650] 忍受冷热饥渴、盲蚊、风吹日晒、爬虫类的触挠，忍耐辱骂诽谤之语，忍耐已生的痛苦、怜悯猛烈尖锐不适，不可以夺命的身兽。隔壁窟对不忍耐者有诸漏苦迫，热闹身体。对忍耐者，则无那些漏。琥珀热闹生起各位哭，这些漏称为应由忍耐舍断。</w:t>
       </w:r>
     </w:p>
     <w:p>
@@ -6887,22 +6887,22 @@
         <w:rPr>
           <w:b w:val="0"/>
         </w:rPr>
-        <w:t>[00:01:08.440] 啊方法啊，我们上堂课讲到第四个手段，今天呢，我们学习啊第五种手段啊。</w:t>
-      </w:r>
-    </w:p>
-    <w:p>
-      <w:pPr>
-        <w:ind w:left="170"/>
-        <w:pBdr>
-          <w:left w:val="single" w:sz="18" w:space="4" w:color="1E4620"/>
-        </w:pBdr>
-        <w:shd w:val="clear" w:fill="F2F5FA"/>
-      </w:pPr>
-      <w:r>
-        <w:rPr>
-          <w:b w:val="0"/>
-        </w:rPr>
-        <w:t>[00:01:17.460] 应由回避摔断之路啊。佛陀说，诸比库哪些漏应由回避舍断呢？于此诸比库，比库如理醒狮后，回避凶相，回避凶马，回避凶牛，回避凶狗蛇树桩荆棘处，绝壁断崖。污水池、污水沟。坐于怎样的非座位，行于怎样的飞行处，结交怎样的恶友。有志的。同犯行者会相信他处于恶处，他如理行之后，便回避那些非座位那样的非行处那样的恶友。对比库，对不回避者有诸漏，苦破热闹生起，对于回避者则无那些漏，苦破热闹生起。对比库，这些漏称为应由回避舍断。</w:t>
+        <w:t>[00:01:08.440] 啊方法啊，我们上堂课讲到第四个舍断，今天呢，我们学习啊第五种舍断啊。</w:t>
+      </w:r>
+    </w:p>
+    <w:p>
+      <w:pPr>
+        <w:ind w:left="170"/>
+        <w:pBdr>
+          <w:left w:val="single" w:sz="18" w:space="4" w:color="1E4620"/>
+        </w:pBdr>
+        <w:shd w:val="clear" w:fill="F2F5FA"/>
+      </w:pPr>
+      <w:r>
+        <w:rPr>
+          <w:b w:val="0"/>
+        </w:rPr>
+        <w:t>[00:01:17.460] 应由回避舍断之路啊。佛陀说，诸比库哪些漏应由回避舍断呢？于此诸比库，比库如理醒狮后，回避凶相，回避凶马，回避凶牛，回避凶狗蛇树桩荆棘处，绝壁断崖。污水池、污水沟。坐于怎样的非座位，行于怎样的飞行处，结交怎样的恶友。有志的。同犯行者会相信他处于恶处，他如理行之后，便回避那些非座位那样的非行处那样的恶友。对比库，对不回避者有诸漏，苦破热闹生起，对于回避者则无那些漏，苦破热闹生起。对比库，这些漏称为应由回避舍断。</w:t>
       </w:r>
     </w:p>
     <w:p>
@@ -6962,7 +6962,7 @@
         <w:rPr>
           <w:b w:val="0"/>
         </w:rPr>
-        <w:t>[00:06:51.140] 那接下来呢？是啊，如何啊？这个去除舌段哪些漏有去除舌段啊？佛陀说，诸比库乃些漏，应由去除舍断呢。于此诸比库比库如理省思后，不容忍以生起的欲行而舍断破除除去令不再有。以生起的称寻，已生起的害寻。不容忍每次生起的诸恶不善法而舍断破除、除去令不再有诸。比如对不去除者，有诸漏苦破热恼生起，对去除者则无那些漏苦破热恼生起诸比库则成为因由去除手段。</w:t>
+        <w:t>[00:06:51.140] 那接下来呢？是啊，如何啊？这个去除舌段哪些漏有去除舌段啊？佛陀说，诸比库乃些漏，应由去除舍断呢。于此诸比库比库如理省思后，不容忍以生起的欲行而舍断破除除去令不再有。以生起的称寻，已生起的害寻。不容忍每次生起的诸恶不善法而舍断破除、除去令不再有诸。比如对不去除者，有诸漏苦破热恼生起，对去除者则无那些漏苦破热恼生起诸比库则成为因由去除舍断。</w:t>
       </w:r>
     </w:p>
     <w:p>
@@ -7637,7 +7637,7 @@
         <w:rPr>
           <w:b w:val="0"/>
         </w:rPr>
-        <w:t>[01:06:51.540] 那最后呢，佛陀说要一直啊，这个远离啊，一直离他离念哈，一直这个放射好。那这个休息呢，我们叫巴瓦纳啊，巴瓦纳大家都很熟悉，那巴瓦那的意思呢，是令增长。啊，即令一再升起极致升起于自己的心相聚中的意思啊。所以我们说，不管你修习止还是修习这个观呢，它都是要训练你的心相续一直的升起，极致的升起啊，这个就叫帕拉那啊，叫修行。那一直远离呢，就是易于远离啊。远离就是分离，这个远离呢，</w:t>
+        <w:t>[01:06:51.540] 那最后呢，佛陀说要一直啊，这个远离啊，一直离他离念哈，一直这个放射好。那这个休息呢，我们叫修习啊，修习大家都很熟悉，那修习的意思呢，是令增长。啊，即令一再升起极致升起于自己的心相聚中的意思啊。所以我们说，不管你修习止还是修习这个观呢，它都是要训练你的心相续一直的升起，极致的升起啊，这个就叫帕拉那啊，叫修行。那一直远离呢，就是易于远离啊。远离就是分离，这个远离呢，</w:t>
       </w:r>
     </w:p>
     <w:p>

--- a/交付成果/第三轮修订版/第三轮4周版/读书会22_四预流支_4周资料包（第三版修订）/Word版/第3周_如理作意（一·二）_学员版.docx
+++ b/交付成果/第三轮修订版/第三轮4周版/读书会22_四预流支_4周资料包（第三版修订）/Word版/第3周_如理作意（一·二）_学员版.docx
@@ -827,7 +827,7 @@
         <w:rPr>
           <w:b w:val="0"/>
         </w:rPr>
-        <w:t>[00:01:01.335] 我们啊进入如理作意哈。呃。啊，如理作意呢。巴黎叫尤里索马拉迪卡拉啊。马拉西卡拉呢，就是作意，我们学过作意心所啊。知道有个作意心锁他的巴利叫作意。啊，有，你说呢。啊，就是。如理啊。那这个如理呢，它在不同的语境里面呢。是有啊，不同的解释。比如我们每天这个如理省思的时候，把第三开有你走啊。巴蒂三卡有那个也是有你手。啊，那叫如理省思啊。那这个如理行事呢，就是以正确的方式来行事，这叫有理所嘛啊。那。</w:t>
+        <w:t>[00:01:01.335] 我们啊进入如理作意哈。呃。啊，如理作意呢。巴利叫尤尼索·马纳西卡拉（yoniso manasikāra）啊。马拉西卡拉呢，就是作意，我们学过作意心所啊。知道有个作意心锁他的巴利叫作意。啊，有，你说呢。啊，就是。如理啊。那这个如理呢，它在不同的语境里面呢。是有啊，不同的解释。比如我们每天这个如理省思的时候，把第三开有你走啊。巴蒂三卡有那个也是有你手。啊，那叫如理省思啊。那这个如理行事呢，就是以正确的方式来行事，这叫有理所嘛啊。那。</w:t>
       </w:r>
     </w:p>
     <w:p>
@@ -1223,7 +1223,7 @@
         <w:rPr>
           <w:b w:val="0"/>
         </w:rPr>
-        <w:t>[00:14:56.700] 究竟法的真实相啊，这是无常苦无我的不净的啊，这样的一种无名啊。啊，邪见呢，就是邪见啊，在方网经里面讲到一百零八种邪见啊，六十三种邪见。啊，在这个皮带束缚经里面，佛陀讲二十种邪见。在一切漏经里面呢，佛陀是讲。</w:t>
+        <w:t>[00:14:56.700] 究竟法的真实相啊，这是无常苦无我的不净的啊，这样的一种无名啊。啊，邪见呢，就是邪见啊，在《梵网经》里面讲到六十二种邪见。啊，在这个皮带束缚经里面，佛陀讲二十种邪见。在一切漏经里面呢，佛陀是讲。</w:t>
       </w:r>
     </w:p>
     <w:p>
@@ -1253,7 +1253,7 @@
         <w:rPr>
           <w:b w:val="0"/>
         </w:rPr>
-        <w:t>[00:16:25.915] 佛陀教导过，叫戒防护。啊，面防护，智防护，忍防护，精进防护。</w:t>
+        <w:t>[00:16:25.915] 佛陀教导过，叫戒防护、念防护、智防护、忍防护、精进防护。</w:t>
       </w:r>
     </w:p>
     <w:p>
@@ -1283,7 +1283,7 @@
         <w:rPr>
           <w:b w:val="0"/>
         </w:rPr>
-        <w:t>[00:17:19.480] 嗯。那什么是？链板户呢？练防护呢，我们就就要有正念政治是吧，啊，你有正念正最主要的表现是什么呢？就是守护根本。那我们日常正念政治最重要的，最最主要作用就是守护根能。</w:t>
+        <w:t>[00:17:19.480] 嗯。那什么是念防护呢？念防护呢，我们就就要有正念政治是吧，啊，你有正念正最主要的表现是什么呢？就是守护根本。那我们日常正念政治最重要的，最最主要作用就是守护根能。</w:t>
       </w:r>
     </w:p>
     <w:p>
@@ -1643,7 +1643,7 @@
         <w:rPr>
           <w:b w:val="0"/>
         </w:rPr>
-        <w:t>[00:30:33.800] 啊，那些。跟欲漏有漏无名漏相关的。贪嗔痴的苏行心就会升起。要么你是贪，要么你是瞋，对吧？啊，就是让胃生诸漏生气，原来好好的。啊，突然间人家说一句话啊，恶向胆边生对诸漏生起啊。嗯，那么野生植物呢，还会增长？啊，人家都跑来跟你讲说啊。Me呀。有稻草人一行有稻草人诶你看有稻草人了，对，那有野生诸漏增长，我已经很生气了，你还在给我讲讲一堆大道理啊对诶就不如意作意啊，不如意作意的时候是已生诸漏生起，未生诸漏会更大。但是诸比库当如理作意时，能让未生诸漏不生气。已生诸漏。被射断。</w:t>
+        <w:t>[00:30:33.800] 啊，那些。跟欲漏有漏无名漏相关的。贪嗔痴的苏行心就会升起。要么你是贪，要么你是瞋，对吧？啊，就是令未生诸漏生起，原来好好的。啊，突然间人家说一句话啊，恶向胆边生对诸漏生起啊。嗯，那么野生植物呢，还会增长？啊，人家都跑来跟你讲说啊。Me呀。有稻草人一行有稻草人诶你看有稻草人了，对，那有野生诸漏增长，我已经很生气了，你还在给我讲讲一堆大道理啊对诶就不如意作意啊，不如意作意的时候是已生诸漏生起，未生诸漏会更大。但是诸比库当如理作意时，能让未生诸漏不生气。已生诸漏。被射断。</w:t>
       </w:r>
     </w:p>
     <w:p>
@@ -1988,7 +1988,7 @@
         <w:rPr>
           <w:b w:val="0"/>
         </w:rPr>
-        <w:t>[00:46:25.260] 那么这里呢，应该作意呢，是指直的作意，好，那比如说对于上把。以长乐网进为。不值得。作意啊。那就是是善法，但是你把它当做常乐瓦解，那这种方式是不值得。作意的。那么对于上榜，对于不上榜。啊，你看的，这是碰到是不善法，那一不善法，你认为哦，这是无常苦我的。这反而他是可以作意的，好。那因为呢，可以在上把。</w:t>
+        <w:t>[00:46:25.260] 那么这里呢，应该作意呢，是指直的作意，好，那比如说对于善法，以常乐我净为（所缘），不值得作意啊。那就是善法，但是你把它当做常乐我净，那这种方式是不值得。作意的。那么对于上榜，对于不上榜。啊，你看的，这是碰到是不善法，那一不善法，你认为哦，这是无常苦我的。这反而他是可以作意的，好。那因为呢，可以在上把。</w:t>
       </w:r>
     </w:p>
     <w:p>
@@ -2590,7 +2590,7 @@
         <w:rPr>
           <w:b w:val="0"/>
         </w:rPr>
-        <w:t>[00:03:57.200] 这里的有学比库呢，是指尚未完成止观目标，还在还需要修行的人，称为有学哈C卡。对于尚未到达最终目标而希望安住于无上解缚安稳处，也就是完全的断住烦恼哈，证悟阿拉汉道果啊的这样的啊，还没到达这个的有学啊，也就是说还没有证悟涅槃而想要证悟涅槃。还有烦恼，想要断除烦恼的修行人。那么在他的内心里面呢？在他的内在因素里面呢？佛陀说，没有任何其一种其他的因素能够像如理作义一样，那么对他有帮助，对于他的修行有帮助。</w:t>
+        <w:t>[00:03:57.200] 这里的有学比库呢，是指尚未完成止观目标，还在还需要修行的人，称为有学（sekha）。对于尚未到达最终目标而希望安住于无上解缚安稳处，也就是完全的断住烦恼哈，证悟阿拉汉道果啊的这样的啊，还没到达这个的有学啊，也就是说还没有证悟涅槃而想要证悟涅槃。还有烦恼，想要断除烦恼的修行人。那么在他的内心里面呢？在他的内在因素里面呢？佛陀说，没有任何其一种其他的因素能够像如理作义一样，那么对他有帮助，对于他的修行有帮助。</w:t>
       </w:r>
     </w:p>
     <w:p>
@@ -6439,7 +6439,7 @@
         <w:rPr>
           <w:b w:val="0"/>
         </w:rPr>
-        <w:t>[00:06:53.200] 这个上凡夫，或者这个诸圣弟子，他是如何来观修四圣谛呢？啊，经文中讲，他说。啊，他如理作意，此是苦啊，喜要灭道，这些文具呢？他的意思呢，是说对那个修习四圣地业处的善凡夫。啊，他除了他了知除了可爱之外的三D诸蕴呢，啊，它是苦。</w:t>
+        <w:t>[00:06:53.200] 这个上凡夫，或者这个诸圣弟子，他是如何来观修四圣谛呢？啊，经文中讲，他说。啊，他如理作意「此是苦、此是集、此是苦之灭、此是趋向苦灭之道」，这些文句呢？他的意思呢，是说对那个修习四圣地业处的善凡夫。啊，他除了他了知除了可爱之外的三D诸蕴呢，啊，它是苦。</w:t>
       </w:r>
     </w:p>
     <w:p>
@@ -7532,7 +7532,7 @@
         <w:rPr>
           <w:b w:val="0"/>
         </w:rPr>
-        <w:t>[00:56:20.860] Now.什么是修习舍断之道呢？就是修习七觉知啊。那注释书的解释呢，这个说如理省思后修习量觉知呢，这些内容呢，是指的以适当的方式省思不休息的过患和休息的利益后修习练觉知啊，等啊。这其他觉知也是同样的方法。</w:t>
+        <w:t>[00:56:20.860] Now.什么是修习舍断之道呢？就是修习七觉支啊。那注释书的解释呢，这个说如理省思后修习七觉支呢，这些内容呢，是指的以适当的方式省思不休息的过患和休息的利益后修习练觉知啊，等啊。这其他觉知也是同样的方法。</w:t>
       </w:r>
     </w:p>
     <w:p>
